--- a/Statistical_Analysis_Appendix_Akpabuyo_Yam_Farmers_FINAL.docx
+++ b/Statistical_Analysis_Appendix_Akpabuyo_Yam_Farmers_FINAL.docx
@@ -41,7 +41,7 @@
         <w:rPr>
           <w:rFonts w:ascii="Times New Roman" w:hAnsi="Times New Roman"/>
           <w:i w:val="0"/>
-          <w:sz w:val="22"/>
+          <w:sz w:val="24"/>
         </w:rPr>
         <w:t>Prepared as a Statistical Analysis Appendix to the Dissertation</w:t>
         <w:br/>
@@ -87,14 +87,14 @@
           <w:b w:val="0"/>
           <w:i w:val="0"/>
           <w:color w:val="000000"/>
-          <w:sz w:val="22"/>
+          <w:sz w:val="24"/>
         </w:rPr>
         <w:t>This appendix details the dataset validation, screening results, and operational coding of all variables extracted from raw_data.csv for the 60 sampled yam-farming households in Akpabuyo Local Government Area.</w:t>
       </w:r>
     </w:p>
     <w:p>
       <w:pPr>
-        <w:spacing w:before="200" w:after="60" w:line="276" w:lineRule="auto"/>
+        <w:spacing w:before="240" w:after="60" w:line="276" w:lineRule="auto"/>
         <w:jc w:val="left"/>
       </w:pPr>
       <w:r>
@@ -102,7 +102,7 @@
           <w:rFonts w:ascii="Times New Roman" w:hAnsi="Times New Roman"/>
           <w:b/>
           <w:color w:val="000000"/>
-          <w:sz w:val="22"/>
+          <w:sz w:val="24"/>
         </w:rPr>
         <w:t>Table A1.1: Dataset Screening and Quality Audit Summary</w:t>
       </w:r>
@@ -152,7 +152,7 @@
                 <w:b/>
                 <w:i w:val="0"/>
                 <w:color w:val="000000"/>
-                <w:sz w:val="20"/>
+                <w:sz w:val="21"/>
               </w:rPr>
               <w:t>Diagnostic Check</w:t>
             </w:r>
@@ -183,7 +183,7 @@
                 <w:b/>
                 <w:i w:val="0"/>
                 <w:color w:val="000000"/>
-                <w:sz w:val="20"/>
+                <w:sz w:val="21"/>
               </w:rPr>
               <w:t>Screening Result</w:t>
             </w:r>
@@ -214,7 +214,7 @@
                 <w:b/>
                 <w:i w:val="0"/>
                 <w:color w:val="000000"/>
-                <w:sz w:val="20"/>
+                <w:sz w:val="21"/>
               </w:rPr>
               <w:t>Audit Status</w:t>
             </w:r>
@@ -244,7 +244,7 @@
                 <w:b w:val="0"/>
                 <w:i w:val="0"/>
                 <w:color w:val="000000"/>
-                <w:sz w:val="20"/>
+                <w:sz w:val="21"/>
               </w:rPr>
               <w:t>Source Dataset File</w:t>
             </w:r>
@@ -272,7 +272,7 @@
                 <w:b w:val="0"/>
                 <w:i w:val="0"/>
                 <w:color w:val="000000"/>
-                <w:sz w:val="20"/>
+                <w:sz w:val="21"/>
               </w:rPr>
               <w:t>raw_data.csv</w:t>
             </w:r>
@@ -300,7 +300,7 @@
                 <w:b w:val="0"/>
                 <w:i w:val="0"/>
                 <w:color w:val="000000"/>
-                <w:sz w:val="20"/>
+                <w:sz w:val="21"/>
               </w:rPr>
               <w:t>Verified</w:t>
             </w:r>
@@ -330,7 +330,7 @@
                 <w:b w:val="0"/>
                 <w:i w:val="0"/>
                 <w:color w:val="000000"/>
-                <w:sz w:val="20"/>
+                <w:sz w:val="21"/>
               </w:rPr>
               <w:t>Total Sample Size (N)</w:t>
             </w:r>
@@ -358,7 +358,7 @@
                 <w:b w:val="0"/>
                 <w:i w:val="0"/>
                 <w:color w:val="000000"/>
-                <w:sz w:val="20"/>
+                <w:sz w:val="21"/>
               </w:rPr>
               <w:t>60 farming households</w:t>
             </w:r>
@@ -386,7 +386,7 @@
                 <w:b w:val="0"/>
                 <w:i w:val="0"/>
                 <w:color w:val="000000"/>
-                <w:sz w:val="20"/>
+                <w:sz w:val="21"/>
               </w:rPr>
               <w:t>100.0% Complete</w:t>
             </w:r>
@@ -416,7 +416,7 @@
                 <w:b w:val="0"/>
                 <w:i w:val="0"/>
                 <w:color w:val="000000"/>
-                <w:sz w:val="20"/>
+                <w:sz w:val="21"/>
               </w:rPr>
               <w:t>Missing Values (Demographic &amp; Budgetary)</w:t>
             </w:r>
@@ -444,7 +444,7 @@
                 <w:b w:val="0"/>
                 <w:i w:val="0"/>
                 <w:color w:val="000000"/>
-                <w:sz w:val="20"/>
+                <w:sz w:val="21"/>
               </w:rPr>
               <w:t>0 missing across all primary variables</w:t>
             </w:r>
@@ -472,7 +472,7 @@
                 <w:b w:val="0"/>
                 <w:i w:val="0"/>
                 <w:color w:val="000000"/>
-                <w:sz w:val="20"/>
+                <w:sz w:val="21"/>
               </w:rPr>
               <w:t>Validated</w:t>
             </w:r>
@@ -502,7 +502,7 @@
                 <w:b w:val="0"/>
                 <w:i w:val="0"/>
                 <w:color w:val="000000"/>
-                <w:sz w:val="20"/>
+                <w:sz w:val="21"/>
               </w:rPr>
               <w:t>Missing Values (Challenge Rating Scale)</w:t>
             </w:r>
@@ -530,7 +530,7 @@
                 <w:b w:val="0"/>
                 <w:i w:val="0"/>
                 <w:color w:val="000000"/>
-                <w:sz w:val="20"/>
+                <w:sz w:val="21"/>
               </w:rPr>
               <w:t>1 missing on item 9 (Prices, n = 59)</w:t>
             </w:r>
@@ -558,7 +558,7 @@
                 <w:b w:val="0"/>
                 <w:i w:val="0"/>
                 <w:color w:val="000000"/>
-                <w:sz w:val="20"/>
+                <w:sz w:val="21"/>
               </w:rPr>
               <w:t>Handled</w:t>
             </w:r>
@@ -588,7 +588,7 @@
                 <w:b w:val="0"/>
                 <w:i w:val="0"/>
                 <w:color w:val="000000"/>
-                <w:sz w:val="20"/>
+                <w:sz w:val="21"/>
               </w:rPr>
               <w:t>Duplicate Records</w:t>
             </w:r>
@@ -616,7 +616,7 @@
                 <w:b w:val="0"/>
                 <w:i w:val="0"/>
                 <w:color w:val="000000"/>
-                <w:sz w:val="20"/>
+                <w:sz w:val="21"/>
               </w:rPr>
               <w:t>0 duplicate respondent profiles</w:t>
             </w:r>
@@ -644,7 +644,7 @@
                 <w:b w:val="0"/>
                 <w:i w:val="0"/>
                 <w:color w:val="000000"/>
-                <w:sz w:val="20"/>
+                <w:sz w:val="21"/>
               </w:rPr>
               <w:t>Validated</w:t>
             </w:r>
@@ -674,7 +674,7 @@
                 <w:b w:val="0"/>
                 <w:i w:val="0"/>
                 <w:color w:val="000000"/>
-                <w:sz w:val="20"/>
+                <w:sz w:val="21"/>
               </w:rPr>
               <w:t>Impossible / Out-of-Range Values</w:t>
             </w:r>
@@ -702,7 +702,7 @@
                 <w:b w:val="0"/>
                 <w:i w:val="0"/>
                 <w:color w:val="000000"/>
-                <w:sz w:val="20"/>
+                <w:sz w:val="21"/>
               </w:rPr>
               <w:t>0 negative or invalid entries</w:t>
             </w:r>
@@ -730,7 +730,7 @@
                 <w:b w:val="0"/>
                 <w:i w:val="0"/>
                 <w:color w:val="000000"/>
-                <w:sz w:val="20"/>
+                <w:sz w:val="21"/>
               </w:rPr>
               <w:t>Validated</w:t>
             </w:r>
@@ -760,7 +760,7 @@
                 <w:b w:val="0"/>
                 <w:i w:val="0"/>
                 <w:color w:val="000000"/>
-                <w:sz w:val="20"/>
+                <w:sz w:val="21"/>
               </w:rPr>
               <w:t>Effective Sample Size for Analysis</w:t>
             </w:r>
@@ -788,7 +788,7 @@
                 <w:b w:val="0"/>
                 <w:i w:val="0"/>
                 <w:color w:val="000000"/>
-                <w:sz w:val="20"/>
+                <w:sz w:val="21"/>
               </w:rPr>
               <w:t>N = 60 valid observations</w:t>
             </w:r>
@@ -816,7 +816,7 @@
                 <w:b w:val="0"/>
                 <w:i w:val="0"/>
                 <w:color w:val="000000"/>
-                <w:sz w:val="20"/>
+                <w:sz w:val="21"/>
               </w:rPr>
               <w:t>Final Analytical N = 60</w:t>
             </w:r>
@@ -826,22 +826,22 @@
     </w:tbl>
     <w:p>
       <w:pPr>
-        <w:spacing w:before="40" w:after="200" w:line="276" w:lineRule="auto"/>
-        <w:jc w:val="left"/>
+        <w:spacing w:before="60" w:after="200" w:line="276" w:lineRule="auto"/>
+        <w:jc w:val="both"/>
       </w:pPr>
       <w:r>
         <w:rPr>
           <w:rFonts w:ascii="Times New Roman" w:hAnsi="Times New Roman"/>
           <w:i/>
           <w:color w:val="000000"/>
-          <w:sz w:val="19"/>
+          <w:sz w:val="21"/>
         </w:rPr>
         <w:t>Source: Field Survey Data Screening, 2026.</w:t>
       </w:r>
     </w:p>
     <w:p>
       <w:pPr>
-        <w:spacing w:before="200" w:after="60" w:line="276" w:lineRule="auto"/>
+        <w:spacing w:before="240" w:after="60" w:line="276" w:lineRule="auto"/>
         <w:jc w:val="left"/>
       </w:pPr>
       <w:r>
@@ -849,7 +849,7 @@
           <w:rFonts w:ascii="Times New Roman" w:hAnsi="Times New Roman"/>
           <w:b/>
           <w:color w:val="000000"/>
-          <w:sz w:val="22"/>
+          <w:sz w:val="24"/>
         </w:rPr>
         <w:t>Table A1.2: Operational Variable Coding Dictionary</w:t>
       </w:r>
@@ -900,7 +900,7 @@
                 <w:b/>
                 <w:i w:val="0"/>
                 <w:color w:val="000000"/>
-                <w:sz w:val="20"/>
+                <w:sz w:val="21"/>
               </w:rPr>
               <w:t>Variable Identifier</w:t>
             </w:r>
@@ -931,7 +931,7 @@
                 <w:b/>
                 <w:i w:val="0"/>
                 <w:color w:val="000000"/>
-                <w:sz w:val="20"/>
+                <w:sz w:val="21"/>
               </w:rPr>
               <w:t>Variable Description</w:t>
             </w:r>
@@ -962,7 +962,7 @@
                 <w:b/>
                 <w:i w:val="0"/>
                 <w:color w:val="000000"/>
-                <w:sz w:val="20"/>
+                <w:sz w:val="21"/>
               </w:rPr>
               <w:t>Data Type</w:t>
             </w:r>
@@ -993,7 +993,7 @@
                 <w:b/>
                 <w:i w:val="0"/>
                 <w:color w:val="000000"/>
-                <w:sz w:val="20"/>
+                <w:sz w:val="21"/>
               </w:rPr>
               <w:t>Measurement Scale / Coding Rules</w:t>
             </w:r>
@@ -1023,7 +1023,7 @@
                 <w:b w:val="0"/>
                 <w:i w:val="0"/>
                 <w:color w:val="000000"/>
-                <w:sz w:val="20"/>
+                <w:sz w:val="21"/>
               </w:rPr>
               <w:t>SEX</w:t>
             </w:r>
@@ -1051,7 +1051,7 @@
                 <w:b w:val="0"/>
                 <w:i w:val="0"/>
                 <w:color w:val="000000"/>
-                <w:sz w:val="20"/>
+                <w:sz w:val="21"/>
               </w:rPr>
               <w:t>Gender of farmer</w:t>
             </w:r>
@@ -1079,7 +1079,7 @@
                 <w:b w:val="0"/>
                 <w:i w:val="0"/>
                 <w:color w:val="000000"/>
-                <w:sz w:val="20"/>
+                <w:sz w:val="21"/>
               </w:rPr>
               <w:t>Categorical</w:t>
             </w:r>
@@ -1107,7 +1107,7 @@
                 <w:b w:val="0"/>
                 <w:i w:val="0"/>
                 <w:color w:val="000000"/>
-                <w:sz w:val="20"/>
+                <w:sz w:val="21"/>
               </w:rPr>
               <w:t>1 = Male (n = 36, 60.00%); 2/0 = Female (n = 24, 40.00%)</w:t>
             </w:r>
@@ -1137,7 +1137,7 @@
                 <w:b w:val="0"/>
                 <w:i w:val="0"/>
                 <w:color w:val="000000"/>
-                <w:sz w:val="20"/>
+                <w:sz w:val="21"/>
               </w:rPr>
               <w:t>AGE</w:t>
             </w:r>
@@ -1165,7 +1165,7 @@
                 <w:b w:val="0"/>
                 <w:i w:val="0"/>
                 <w:color w:val="000000"/>
-                <w:sz w:val="20"/>
+                <w:sz w:val="21"/>
               </w:rPr>
               <w:t>Farmer chronological age</w:t>
             </w:r>
@@ -1193,7 +1193,7 @@
                 <w:b w:val="0"/>
                 <w:i w:val="0"/>
                 <w:color w:val="000000"/>
-                <w:sz w:val="20"/>
+                <w:sz w:val="21"/>
               </w:rPr>
               <w:t>Continuous</w:t>
             </w:r>
@@ -1221,7 +1221,7 @@
                 <w:b w:val="0"/>
                 <w:i w:val="0"/>
                 <w:color w:val="000000"/>
-                <w:sz w:val="20"/>
+                <w:sz w:val="21"/>
               </w:rPr>
               <w:t>Years (Mean = 46.03, SD = 8.64, Range = 30 to 63)</w:t>
             </w:r>
@@ -1251,7 +1251,7 @@
                 <w:b w:val="0"/>
                 <w:i w:val="0"/>
                 <w:color w:val="000000"/>
-                <w:sz w:val="20"/>
+                <w:sz w:val="21"/>
               </w:rPr>
               <w:t>MARITAL STATUS</w:t>
             </w:r>
@@ -1279,7 +1279,7 @@
                 <w:b w:val="0"/>
                 <w:i w:val="0"/>
                 <w:color w:val="000000"/>
-                <w:sz w:val="20"/>
+                <w:sz w:val="21"/>
               </w:rPr>
               <w:t>Marital status</w:t>
             </w:r>
@@ -1307,7 +1307,7 @@
                 <w:b w:val="0"/>
                 <w:i w:val="0"/>
                 <w:color w:val="000000"/>
-                <w:sz w:val="20"/>
+                <w:sz w:val="21"/>
               </w:rPr>
               <w:t>Categorical</w:t>
             </w:r>
@@ -1335,7 +1335,7 @@
                 <w:b w:val="0"/>
                 <w:i w:val="0"/>
                 <w:color w:val="000000"/>
-                <w:sz w:val="20"/>
+                <w:sz w:val="21"/>
               </w:rPr>
               <w:t>Single (8.33%); Married (81.67%); Widowed (10.00%)</w:t>
             </w:r>
@@ -1365,7 +1365,7 @@
                 <w:b w:val="0"/>
                 <w:i w:val="0"/>
                 <w:color w:val="000000"/>
-                <w:sz w:val="20"/>
+                <w:sz w:val="21"/>
               </w:rPr>
               <w:t>EDUCATION</w:t>
             </w:r>
@@ -1393,7 +1393,7 @@
                 <w:b w:val="0"/>
                 <w:i w:val="0"/>
                 <w:color w:val="000000"/>
-                <w:sz w:val="20"/>
+                <w:sz w:val="21"/>
               </w:rPr>
               <w:t>Highest education completed</w:t>
             </w:r>
@@ -1421,7 +1421,7 @@
                 <w:b w:val="0"/>
                 <w:i w:val="0"/>
                 <w:color w:val="000000"/>
-                <w:sz w:val="20"/>
+                <w:sz w:val="21"/>
               </w:rPr>
               <w:t>Categorical</w:t>
             </w:r>
@@ -1449,7 +1449,7 @@
                 <w:b w:val="0"/>
                 <w:i w:val="0"/>
                 <w:color w:val="000000"/>
-                <w:sz w:val="20"/>
+                <w:sz w:val="21"/>
               </w:rPr>
               <w:t>Primary (30.00%); Secondary (45.00%); Tertiary (25.00%)</w:t>
             </w:r>
@@ -1479,7 +1479,7 @@
                 <w:b w:val="0"/>
                 <w:i w:val="0"/>
                 <w:color w:val="000000"/>
-                <w:sz w:val="20"/>
+                <w:sz w:val="21"/>
               </w:rPr>
               <w:t>HOUSE HOLD SIZE</w:t>
             </w:r>
@@ -1507,7 +1507,7 @@
                 <w:b w:val="0"/>
                 <w:i w:val="0"/>
                 <w:color w:val="000000"/>
-                <w:sz w:val="20"/>
+                <w:sz w:val="21"/>
               </w:rPr>
               <w:t>Number of household members</w:t>
             </w:r>
@@ -1535,7 +1535,7 @@
                 <w:b w:val="0"/>
                 <w:i w:val="0"/>
                 <w:color w:val="000000"/>
-                <w:sz w:val="20"/>
+                <w:sz w:val="21"/>
               </w:rPr>
               <w:t>Continuous</w:t>
             </w:r>
@@ -1563,7 +1563,7 @@
                 <w:b w:val="0"/>
                 <w:i w:val="0"/>
                 <w:color w:val="000000"/>
-                <w:sz w:val="20"/>
+                <w:sz w:val="21"/>
               </w:rPr>
               <w:t>Persons (Mean = 6.23, SD = 1.84, Range = 3 to 10)</w:t>
             </w:r>
@@ -1593,7 +1593,7 @@
                 <w:b w:val="0"/>
                 <w:i w:val="0"/>
                 <w:color w:val="000000"/>
-                <w:sz w:val="20"/>
+                <w:sz w:val="21"/>
               </w:rPr>
               <w:t>FARMING EXPERIENCE</w:t>
             </w:r>
@@ -1621,7 +1621,7 @@
                 <w:b w:val="0"/>
                 <w:i w:val="0"/>
                 <w:color w:val="000000"/>
-                <w:sz w:val="20"/>
+                <w:sz w:val="21"/>
               </w:rPr>
               <w:t>Yam farming duration</w:t>
             </w:r>
@@ -1649,7 +1649,7 @@
                 <w:b w:val="0"/>
                 <w:i w:val="0"/>
                 <w:color w:val="000000"/>
-                <w:sz w:val="20"/>
+                <w:sz w:val="21"/>
               </w:rPr>
               <w:t>Continuous</w:t>
             </w:r>
@@ -1677,7 +1677,7 @@
                 <w:b w:val="0"/>
                 <w:i w:val="0"/>
                 <w:color w:val="000000"/>
-                <w:sz w:val="20"/>
+                <w:sz w:val="21"/>
               </w:rPr>
               <w:t>Years (Mean = 18.88, SD = 8.56, Range = 6 to 40)</w:t>
             </w:r>
@@ -1707,7 +1707,7 @@
                 <w:b w:val="0"/>
                 <w:i w:val="0"/>
                 <w:color w:val="000000"/>
-                <w:sz w:val="20"/>
+                <w:sz w:val="21"/>
               </w:rPr>
               <w:t>OTHER INCOME</w:t>
             </w:r>
@@ -1735,7 +1735,7 @@
                 <w:b w:val="0"/>
                 <w:i w:val="0"/>
                 <w:color w:val="000000"/>
-                <w:sz w:val="20"/>
+                <w:sz w:val="21"/>
               </w:rPr>
               <w:t>Off-farm / non-farm income</w:t>
             </w:r>
@@ -1763,7 +1763,7 @@
                 <w:b w:val="0"/>
                 <w:i w:val="0"/>
                 <w:color w:val="000000"/>
-                <w:sz w:val="20"/>
+                <w:sz w:val="21"/>
               </w:rPr>
               <w:t>Binary</w:t>
             </w:r>
@@ -1791,7 +1791,7 @@
                 <w:b w:val="0"/>
                 <w:i w:val="0"/>
                 <w:color w:val="000000"/>
-                <w:sz w:val="20"/>
+                <w:sz w:val="21"/>
               </w:rPr>
               <w:t>1 = Yes (n = 49, 81.67%); 2/0 = No (n = 11, 18.33%)</w:t>
             </w:r>
@@ -1821,7 +1821,7 @@
                 <w:b w:val="0"/>
                 <w:i w:val="0"/>
                 <w:color w:val="000000"/>
-                <w:sz w:val="20"/>
+                <w:sz w:val="21"/>
               </w:rPr>
               <w:t>TOTAL EXPENDITURE</w:t>
             </w:r>
@@ -1849,7 +1849,7 @@
                 <w:b w:val="0"/>
                 <w:i w:val="0"/>
                 <w:color w:val="000000"/>
-                <w:sz w:val="20"/>
+                <w:sz w:val="21"/>
               </w:rPr>
               <w:t>Reported monthly expenditure</w:t>
             </w:r>
@@ -1877,7 +1877,7 @@
                 <w:b w:val="0"/>
                 <w:i w:val="0"/>
                 <w:color w:val="000000"/>
-                <w:sz w:val="20"/>
+                <w:sz w:val="21"/>
               </w:rPr>
               <w:t>Continuous</w:t>
             </w:r>
@@ -1905,7 +1905,7 @@
                 <w:b w:val="0"/>
                 <w:i w:val="0"/>
                 <w:color w:val="000000"/>
-                <w:sz w:val="20"/>
+                <w:sz w:val="21"/>
               </w:rPr>
               <w:t>₦/month (Mean = ₦115,837.50, Range = ₦45,000 to ₦223,500)</w:t>
             </w:r>
@@ -1935,7 +1935,7 @@
                 <w:b w:val="0"/>
                 <w:i w:val="0"/>
                 <w:color w:val="000000"/>
-                <w:sz w:val="20"/>
+                <w:sz w:val="21"/>
               </w:rPr>
               <w:t>PCHE</w:t>
             </w:r>
@@ -1963,7 +1963,7 @@
                 <w:b w:val="0"/>
                 <w:i w:val="0"/>
                 <w:color w:val="000000"/>
-                <w:sz w:val="20"/>
+                <w:sz w:val="21"/>
               </w:rPr>
               <w:t>Per-capita monthly expenditure</w:t>
             </w:r>
@@ -1991,7 +1991,7 @@
                 <w:b w:val="0"/>
                 <w:i w:val="0"/>
                 <w:color w:val="000000"/>
-                <w:sz w:val="20"/>
+                <w:sz w:val="21"/>
               </w:rPr>
               <w:t>Continuous</w:t>
             </w:r>
@@ -2019,7 +2019,7 @@
                 <w:b w:val="0"/>
                 <w:i w:val="0"/>
                 <w:color w:val="000000"/>
-                <w:sz w:val="20"/>
+                <w:sz w:val="21"/>
               </w:rPr>
               <w:t>₦/person/month: Total Expenditure / Household Size</w:t>
             </w:r>
@@ -2049,7 +2049,7 @@
                 <w:b w:val="0"/>
                 <w:i w:val="0"/>
                 <w:color w:val="000000"/>
-                <w:sz w:val="20"/>
+                <w:sz w:val="21"/>
               </w:rPr>
               <w:t>POVERTY STATUS</w:t>
             </w:r>
@@ -2077,7 +2077,7 @@
                 <w:b w:val="0"/>
                 <w:i w:val="0"/>
                 <w:color w:val="000000"/>
-                <w:sz w:val="20"/>
+                <w:sz w:val="21"/>
               </w:rPr>
               <w:t>Dependent variable</w:t>
             </w:r>
@@ -2105,7 +2105,7 @@
                 <w:b w:val="0"/>
                 <w:i w:val="0"/>
                 <w:color w:val="000000"/>
-                <w:sz w:val="20"/>
+                <w:sz w:val="21"/>
               </w:rPr>
               <w:t>Binary</w:t>
             </w:r>
@@ -2133,7 +2133,7 @@
                 <w:b w:val="0"/>
                 <w:i w:val="0"/>
                 <w:color w:val="000000"/>
-                <w:sz w:val="20"/>
+                <w:sz w:val="21"/>
               </w:rPr>
               <w:t>1 = Poor (PCHE &lt; ₦13,526.02); 0 = Non-poor (PCHE ≥ ₦13,526.02)</w:t>
             </w:r>
@@ -2163,7 +2163,7 @@
                 <w:b w:val="0"/>
                 <w:i w:val="0"/>
                 <w:color w:val="000000"/>
-                <w:sz w:val="20"/>
+                <w:sz w:val="21"/>
               </w:rPr>
               <w:t>FARM SIZE</w:t>
             </w:r>
@@ -2191,7 +2191,7 @@
                 <w:b w:val="0"/>
                 <w:i w:val="0"/>
                 <w:color w:val="000000"/>
-                <w:sz w:val="20"/>
+                <w:sz w:val="21"/>
               </w:rPr>
               <w:t>Total land holdings</w:t>
             </w:r>
@@ -2219,7 +2219,7 @@
                 <w:b w:val="0"/>
                 <w:i w:val="0"/>
                 <w:color w:val="000000"/>
-                <w:sz w:val="20"/>
+                <w:sz w:val="21"/>
               </w:rPr>
               <w:t>Continuous</w:t>
             </w:r>
@@ -2247,7 +2247,7 @@
                 <w:b w:val="0"/>
                 <w:i w:val="0"/>
                 <w:color w:val="000000"/>
-                <w:sz w:val="20"/>
+                <w:sz w:val="21"/>
               </w:rPr>
               <w:t>Hectares (Mean = 2.43, SD = 0.79, Range = 1.0 to 4.5 ha)</w:t>
             </w:r>
@@ -2277,7 +2277,7 @@
                 <w:b w:val="0"/>
                 <w:i w:val="0"/>
                 <w:color w:val="000000"/>
-                <w:sz w:val="20"/>
+                <w:sz w:val="21"/>
               </w:rPr>
               <w:t>YAM AREA</w:t>
             </w:r>
@@ -2305,7 +2305,7 @@
                 <w:b w:val="0"/>
                 <w:i w:val="0"/>
                 <w:color w:val="000000"/>
-                <w:sz w:val="20"/>
+                <w:sz w:val="21"/>
               </w:rPr>
               <w:t>Area cultivated with yam</w:t>
             </w:r>
@@ -2333,7 +2333,7 @@
                 <w:b w:val="0"/>
                 <w:i w:val="0"/>
                 <w:color w:val="000000"/>
-                <w:sz w:val="20"/>
+                <w:sz w:val="21"/>
               </w:rPr>
               <w:t>Continuous</w:t>
             </w:r>
@@ -2361,7 +2361,7 @@
                 <w:b w:val="0"/>
                 <w:i w:val="0"/>
                 <w:color w:val="000000"/>
-                <w:sz w:val="20"/>
+                <w:sz w:val="21"/>
               </w:rPr>
               <w:t>Hectares (Mean = 1.67, SD = 0.53, Range = 0.8 to 3.0 ha)</w:t>
             </w:r>
@@ -2391,7 +2391,7 @@
                 <w:b w:val="0"/>
                 <w:i w:val="0"/>
                 <w:color w:val="000000"/>
-                <w:sz w:val="20"/>
+                <w:sz w:val="21"/>
               </w:rPr>
               <w:t>CREDIT ACCESS</w:t>
             </w:r>
@@ -2419,7 +2419,7 @@
                 <w:b w:val="0"/>
                 <w:i w:val="0"/>
                 <w:color w:val="000000"/>
-                <w:sz w:val="20"/>
+                <w:sz w:val="21"/>
               </w:rPr>
               <w:t>Access to agricultural credit</w:t>
             </w:r>
@@ -2447,7 +2447,7 @@
                 <w:b w:val="0"/>
                 <w:i w:val="0"/>
                 <w:color w:val="000000"/>
-                <w:sz w:val="20"/>
+                <w:sz w:val="21"/>
               </w:rPr>
               <w:t>Binary</w:t>
             </w:r>
@@ -2475,7 +2475,7 @@
                 <w:b w:val="0"/>
                 <w:i w:val="0"/>
                 <w:color w:val="000000"/>
-                <w:sz w:val="20"/>
+                <w:sz w:val="21"/>
               </w:rPr>
               <w:t>1 = Yes (n = 30, 50.00%); 2/0 = No (n = 30, 50.00%)</w:t>
             </w:r>
@@ -2505,7 +2505,7 @@
                 <w:b w:val="0"/>
                 <w:i w:val="0"/>
                 <w:color w:val="000000"/>
-                <w:sz w:val="20"/>
+                <w:sz w:val="21"/>
               </w:rPr>
               <w:t>EXTENSION CONTACT</w:t>
             </w:r>
@@ -2533,7 +2533,7 @@
                 <w:b w:val="0"/>
                 <w:i w:val="0"/>
                 <w:color w:val="000000"/>
-                <w:sz w:val="20"/>
+                <w:sz w:val="21"/>
               </w:rPr>
               <w:t>Extension agent visit in 12 mos</w:t>
             </w:r>
@@ -2561,7 +2561,7 @@
                 <w:b w:val="0"/>
                 <w:i w:val="0"/>
                 <w:color w:val="000000"/>
-                <w:sz w:val="20"/>
+                <w:sz w:val="21"/>
               </w:rPr>
               <w:t>Binary</w:t>
             </w:r>
@@ -2589,7 +2589,7 @@
                 <w:b w:val="0"/>
                 <w:i w:val="0"/>
                 <w:color w:val="000000"/>
-                <w:sz w:val="20"/>
+                <w:sz w:val="21"/>
               </w:rPr>
               <w:t>1 = Yes (n = 21, 35.00%); 2/0 = No (n = 39, 65.00%)</w:t>
             </w:r>
@@ -2619,7 +2619,7 @@
                 <w:b w:val="0"/>
                 <w:i w:val="0"/>
                 <w:color w:val="000000"/>
-                <w:sz w:val="20"/>
+                <w:sz w:val="21"/>
               </w:rPr>
               <w:t>COOPERATIVE</w:t>
             </w:r>
@@ -2647,7 +2647,7 @@
                 <w:b w:val="0"/>
                 <w:i w:val="0"/>
                 <w:color w:val="000000"/>
-                <w:sz w:val="20"/>
+                <w:sz w:val="21"/>
               </w:rPr>
               <w:t>Cooperative membership</w:t>
             </w:r>
@@ -2675,7 +2675,7 @@
                 <w:b w:val="0"/>
                 <w:i w:val="0"/>
                 <w:color w:val="000000"/>
-                <w:sz w:val="20"/>
+                <w:sz w:val="21"/>
               </w:rPr>
               <w:t>Binary</w:t>
             </w:r>
@@ -2703,7 +2703,7 @@
                 <w:b w:val="0"/>
                 <w:i w:val="0"/>
                 <w:color w:val="000000"/>
-                <w:sz w:val="20"/>
+                <w:sz w:val="21"/>
               </w:rPr>
               <w:t>1 = Yes (n = 49, 81.67%); 2/0 = No (n = 11, 18.33%)</w:t>
             </w:r>
@@ -2713,15 +2713,15 @@
     </w:tbl>
     <w:p>
       <w:pPr>
-        <w:spacing w:before="40" w:after="200" w:line="276" w:lineRule="auto"/>
-        <w:jc w:val="left"/>
+        <w:spacing w:before="60" w:after="200" w:line="276" w:lineRule="auto"/>
+        <w:jc w:val="both"/>
       </w:pPr>
       <w:r>
         <w:rPr>
           <w:rFonts w:ascii="Times New Roman" w:hAnsi="Times New Roman"/>
           <w:i/>
           <w:color w:val="000000"/>
-          <w:sz w:val="19"/>
+          <w:sz w:val="21"/>
         </w:rPr>
         <w:t>Source: Field Survey Data Analysis Coding, 2026.</w:t>
       </w:r>
@@ -2752,7 +2752,7 @@
           <w:b w:val="0"/>
           <w:i w:val="0"/>
           <w:color w:val="000000"/>
-          <w:sz w:val="22"/>
+          <w:sz w:val="24"/>
         </w:rPr>
         <w:t>Poverty indices were estimated using the Foster, Greer, and Thorbecke (FGT, 1984) class of decomposable poverty measures across the entire sample and disaggregated by gender group. The poverty threshold (z) was set at two-thirds (2/3) of the mean Per-Capita Monthly Household Expenditure (z = ₦13,526.02).</w:t>
       </w:r>
@@ -2774,7 +2774,7 @@
     </w:p>
     <w:p>
       <w:pPr>
-        <w:spacing w:before="200" w:after="60" w:line="276" w:lineRule="auto"/>
+        <w:spacing w:before="240" w:after="60" w:line="276" w:lineRule="auto"/>
         <w:jc w:val="left"/>
       </w:pPr>
       <w:r>
@@ -2782,7 +2782,7 @@
           <w:rFonts w:ascii="Times New Roman" w:hAnsi="Times New Roman"/>
           <w:b/>
           <w:color w:val="000000"/>
-          <w:sz w:val="22"/>
+          <w:sz w:val="24"/>
         </w:rPr>
         <w:t>Table A2.1: Overall FGT Poverty Indices for Yam Farmers (N = 60)</w:t>
       </w:r>
@@ -2835,7 +2835,7 @@
                 <w:b/>
                 <w:i w:val="0"/>
                 <w:color w:val="000000"/>
-                <w:sz w:val="20"/>
+                <w:sz w:val="21"/>
               </w:rPr>
               <w:t>FGT Metric</w:t>
             </w:r>
@@ -2866,7 +2866,7 @@
                 <w:b/>
                 <w:i w:val="0"/>
                 <w:color w:val="000000"/>
-                <w:sz w:val="20"/>
+                <w:sz w:val="21"/>
               </w:rPr>
               <w:t>Alpha (α)</w:t>
             </w:r>
@@ -2897,7 +2897,7 @@
                 <w:b/>
                 <w:i w:val="0"/>
                 <w:color w:val="000000"/>
-                <w:sz w:val="20"/>
+                <w:sz w:val="21"/>
               </w:rPr>
               <w:t>Estimate</w:t>
             </w:r>
@@ -2928,7 +2928,7 @@
                 <w:b/>
                 <w:i w:val="0"/>
                 <w:color w:val="000000"/>
-                <w:sz w:val="20"/>
+                <w:sz w:val="21"/>
               </w:rPr>
               <w:t>Standard Error (STE)</w:t>
             </w:r>
@@ -2959,7 +2959,7 @@
                 <w:b/>
                 <w:i w:val="0"/>
                 <w:color w:val="000000"/>
-                <w:sz w:val="20"/>
+                <w:sz w:val="21"/>
               </w:rPr>
               <w:t>95% Conf. Interval</w:t>
             </w:r>
@@ -2990,7 +2990,7 @@
                 <w:b/>
                 <w:i w:val="0"/>
                 <w:color w:val="000000"/>
-                <w:sz w:val="20"/>
+                <w:sz w:val="21"/>
               </w:rPr>
               <w:t>Poverty Line (z)</w:t>
             </w:r>
@@ -3020,7 +3020,7 @@
                 <w:b w:val="0"/>
                 <w:i w:val="0"/>
                 <w:color w:val="000000"/>
-                <w:sz w:val="20"/>
+                <w:sz w:val="21"/>
               </w:rPr>
               <w:t>Poverty Headcount Index (P0)</w:t>
             </w:r>
@@ -3048,7 +3048,7 @@
                 <w:b w:val="0"/>
                 <w:i w:val="0"/>
                 <w:color w:val="000000"/>
-                <w:sz w:val="20"/>
+                <w:sz w:val="21"/>
               </w:rPr>
               <w:t>0.00</w:t>
             </w:r>
@@ -3076,7 +3076,7 @@
                 <w:b w:val="0"/>
                 <w:i w:val="0"/>
                 <w:color w:val="000000"/>
-                <w:sz w:val="20"/>
+                <w:sz w:val="21"/>
               </w:rPr>
               <w:t>0.2167</w:t>
             </w:r>
@@ -3104,7 +3104,7 @@
                 <w:b w:val="0"/>
                 <w:i w:val="0"/>
                 <w:color w:val="000000"/>
-                <w:sz w:val="20"/>
+                <w:sz w:val="21"/>
               </w:rPr>
               <w:t>0.0536</w:t>
             </w:r>
@@ -3132,7 +3132,7 @@
                 <w:b w:val="0"/>
                 <w:i w:val="0"/>
                 <w:color w:val="000000"/>
-                <w:sz w:val="20"/>
+                <w:sz w:val="21"/>
               </w:rPr>
               <w:t>[0.1115, 0.3218]</w:t>
             </w:r>
@@ -3160,7 +3160,7 @@
                 <w:b w:val="0"/>
                 <w:i w:val="0"/>
                 <w:color w:val="000000"/>
-                <w:sz w:val="20"/>
+                <w:sz w:val="21"/>
               </w:rPr>
               <w:t>₦13,526.02</w:t>
             </w:r>
@@ -3190,7 +3190,7 @@
                 <w:b w:val="0"/>
                 <w:i w:val="0"/>
                 <w:color w:val="000000"/>
-                <w:sz w:val="20"/>
+                <w:sz w:val="21"/>
               </w:rPr>
               <w:t>Poverty Gap Index (P1)</w:t>
             </w:r>
@@ -3218,7 +3218,7 @@
                 <w:b w:val="0"/>
                 <w:i w:val="0"/>
                 <w:color w:val="000000"/>
-                <w:sz w:val="20"/>
+                <w:sz w:val="21"/>
               </w:rPr>
               <w:t>1.00</w:t>
             </w:r>
@@ -3246,7 +3246,7 @@
                 <w:b w:val="0"/>
                 <w:i w:val="0"/>
                 <w:color w:val="000000"/>
-                <w:sz w:val="20"/>
+                <w:sz w:val="21"/>
               </w:rPr>
               <w:t>0.0232</w:t>
             </w:r>
@@ -3274,7 +3274,7 @@
                 <w:b w:val="0"/>
                 <w:i w:val="0"/>
                 <w:color w:val="000000"/>
-                <w:sz w:val="20"/>
+                <w:sz w:val="21"/>
               </w:rPr>
               <w:t>0.0070</w:t>
             </w:r>
@@ -3302,7 +3302,7 @@
                 <w:b w:val="0"/>
                 <w:i w:val="0"/>
                 <w:color w:val="000000"/>
-                <w:sz w:val="20"/>
+                <w:sz w:val="21"/>
               </w:rPr>
               <w:t>[0.0095, 0.0368]</w:t>
             </w:r>
@@ -3330,7 +3330,7 @@
                 <w:b w:val="0"/>
                 <w:i w:val="0"/>
                 <w:color w:val="000000"/>
-                <w:sz w:val="20"/>
+                <w:sz w:val="21"/>
               </w:rPr>
               <w:t>₦13,526.02</w:t>
             </w:r>
@@ -3360,7 +3360,7 @@
                 <w:b w:val="0"/>
                 <w:i w:val="0"/>
                 <w:color w:val="000000"/>
-                <w:sz w:val="20"/>
+                <w:sz w:val="21"/>
               </w:rPr>
               <w:t>Squared Poverty Gap / Severity (P2)</w:t>
             </w:r>
@@ -3388,7 +3388,7 @@
                 <w:b w:val="0"/>
                 <w:i w:val="0"/>
                 <w:color w:val="000000"/>
-                <w:sz w:val="20"/>
+                <w:sz w:val="21"/>
               </w:rPr>
               <w:t>2.00</w:t>
             </w:r>
@@ -3416,7 +3416,7 @@
                 <w:b w:val="0"/>
                 <w:i w:val="0"/>
                 <w:color w:val="000000"/>
-                <w:sz w:val="20"/>
+                <w:sz w:val="21"/>
               </w:rPr>
               <w:t>0.0034</w:t>
             </w:r>
@@ -3444,7 +3444,7 @@
                 <w:b w:val="0"/>
                 <w:i w:val="0"/>
                 <w:color w:val="000000"/>
-                <w:sz w:val="20"/>
+                <w:sz w:val="21"/>
               </w:rPr>
               <w:t>0.0012</w:t>
             </w:r>
@@ -3472,7 +3472,7 @@
                 <w:b w:val="0"/>
                 <w:i w:val="0"/>
                 <w:color w:val="000000"/>
-                <w:sz w:val="20"/>
+                <w:sz w:val="21"/>
               </w:rPr>
               <w:t>[0.0011, 0.0057]</w:t>
             </w:r>
@@ -3500,7 +3500,7 @@
                 <w:b w:val="0"/>
                 <w:i w:val="0"/>
                 <w:color w:val="000000"/>
-                <w:sz w:val="20"/>
+                <w:sz w:val="21"/>
               </w:rPr>
               <w:t>₦13,526.02</w:t>
             </w:r>
@@ -3510,17 +3510,17 @@
     </w:tbl>
     <w:p>
       <w:pPr>
-        <w:spacing w:before="40" w:after="200" w:line="276" w:lineRule="auto"/>
-        <w:jc w:val="left"/>
+        <w:spacing w:before="60" w:after="200" w:line="276" w:lineRule="auto"/>
+        <w:jc w:val="both"/>
       </w:pPr>
       <w:r>
         <w:rPr>
           <w:rFonts w:ascii="Times New Roman" w:hAnsi="Times New Roman"/>
           <w:i/>
           <w:color w:val="000000"/>
-          <w:sz w:val="19"/>
+          <w:sz w:val="21"/>
         </w:rPr>
-        <w:t>Source: Field Survey Data Analysis, 2026. Standard errors (STE) are computed using the sample survey variance estimator of individual FGT normalized poverty shortfall weights w_i = [(z - y_i)/z]^α * I(y_i &lt; z): STE = s_w / sqrt(n), where s_w is the sample standard deviation of w_i, with 95% confidence intervals given by [Estimate ± 1.96 * STE] (bounded below by 0.0000).</w:t>
+        <w:t>Source: Field Survey Data Analysis, 2026. Standard errors (STE) are estimated via the sample standard error of the mean applied to individual respondent-level FGT normalized poverty shortfall weights w_i = [(z - y_i)/z]^α * I(y_i &lt; z): STE(P_α) = s_w / sqrt(n), where s_w = sqrt[ Σ (w_i - P_α)^2 / (n - 1) ]. 95% confidence intervals are given by [max(0.0000, P_α - 1.96 * STE), P_α + 1.96 * STE].</w:t>
       </w:r>
     </w:p>
     <w:p>
@@ -3549,14 +3549,14 @@
           <w:b w:val="0"/>
           <w:i w:val="0"/>
           <w:color w:val="000000"/>
-          <w:sz w:val="22"/>
+          <w:sz w:val="24"/>
         </w:rPr>
-        <w:t>The output format below presents subgroup decompositions by respondent gender (Group 1 = Male, n = 36; Group 2 = Female, n = 24) across the three FGT alpha parameters, calculated directly from raw_data.csv using the sample survey variance estimator.</w:t>
+        <w:t>The output format below presents subgroup decompositions by respondent gender (Group 1 = Male, n = 36; Group 2 = Female, n = 24) across the three FGT alpha parameters (α = 0.00, 1.00, 2.00). Standard errors (STE) and 95% confidence intervals are computed directly from the respondent-level observations using the sample standard error of the mean for individual normalized poverty shortfalls w_i = [(z - y_i)/z]^α * I(y_i &lt; z), where STE(P_α) = s_w / sqrt(n), s_w is the sample standard deviation of w_i, and the 95% Wald confidence bounds are [max(0.0000, P_α - 1.96 * STE), P_α + 1.96 * STE].</w:t>
       </w:r>
     </w:p>
     <w:p>
       <w:pPr>
-        <w:spacing w:before="200" w:after="60" w:line="276" w:lineRule="auto"/>
+        <w:spacing w:before="240" w:after="60" w:line="276" w:lineRule="auto"/>
         <w:jc w:val="left"/>
       </w:pPr>
       <w:r>
@@ -3564,7 +3564,7 @@
           <w:rFonts w:ascii="Times New Roman" w:hAnsi="Times New Roman"/>
           <w:b/>
           <w:color w:val="000000"/>
-          <w:sz w:val="22"/>
+          <w:sz w:val="24"/>
         </w:rPr>
         <w:t>Table A2.2: FGT Poverty Indices by Gender Group (alpha = 0.00, 1.00, 2.00)</w:t>
       </w:r>
@@ -3617,7 +3617,7 @@
                 <w:b/>
                 <w:i w:val="0"/>
                 <w:color w:val="000000"/>
-                <w:sz w:val="20"/>
+                <w:sz w:val="21"/>
               </w:rPr>
               <w:t>Group Variable: Gender</w:t>
             </w:r>
@@ -3648,7 +3648,7 @@
                 <w:b/>
                 <w:i w:val="0"/>
                 <w:color w:val="000000"/>
-                <w:sz w:val="20"/>
+                <w:sz w:val="21"/>
               </w:rPr>
               <w:t>Estimate</w:t>
             </w:r>
@@ -3679,7 +3679,7 @@
                 <w:b/>
                 <w:i w:val="0"/>
                 <w:color w:val="000000"/>
-                <w:sz w:val="20"/>
+                <w:sz w:val="21"/>
               </w:rPr>
               <w:t>STE</w:t>
             </w:r>
@@ -3710,7 +3710,7 @@
                 <w:b/>
                 <w:i w:val="0"/>
                 <w:color w:val="000000"/>
-                <w:sz w:val="20"/>
+                <w:sz w:val="21"/>
               </w:rPr>
               <w:t>LB</w:t>
             </w:r>
@@ -3741,7 +3741,7 @@
                 <w:b/>
                 <w:i w:val="0"/>
                 <w:color w:val="000000"/>
-                <w:sz w:val="20"/>
+                <w:sz w:val="21"/>
               </w:rPr>
               <w:t>UB</w:t>
             </w:r>
@@ -3772,7 +3772,7 @@
                 <w:b/>
                 <w:i w:val="0"/>
                 <w:color w:val="000000"/>
-                <w:sz w:val="20"/>
+                <w:sz w:val="21"/>
               </w:rPr>
               <w:t>Pov. Line</w:t>
             </w:r>
@@ -3802,7 +3802,7 @@
                 <w:b/>
                 <w:i w:val="0"/>
                 <w:color w:val="000000"/>
-                <w:sz w:val="20"/>
+                <w:sz w:val="21"/>
               </w:rPr>
               <w:t>Parameter alpha: 0.00 (Poverty Incidence)</w:t>
             </w:r>
@@ -3830,7 +3830,7 @@
                 <w:b/>
                 <w:i w:val="0"/>
                 <w:color w:val="000000"/>
-                <w:sz w:val="20"/>
+                <w:sz w:val="21"/>
               </w:rPr>
             </w:r>
           </w:p>
@@ -3857,7 +3857,7 @@
                 <w:b/>
                 <w:i w:val="0"/>
                 <w:color w:val="000000"/>
-                <w:sz w:val="20"/>
+                <w:sz w:val="21"/>
               </w:rPr>
             </w:r>
           </w:p>
@@ -3884,7 +3884,7 @@
                 <w:b/>
                 <w:i w:val="0"/>
                 <w:color w:val="000000"/>
-                <w:sz w:val="20"/>
+                <w:sz w:val="21"/>
               </w:rPr>
             </w:r>
           </w:p>
@@ -3911,7 +3911,7 @@
                 <w:b/>
                 <w:i w:val="0"/>
                 <w:color w:val="000000"/>
-                <w:sz w:val="20"/>
+                <w:sz w:val="21"/>
               </w:rPr>
             </w:r>
           </w:p>
@@ -3938,7 +3938,7 @@
                 <w:b/>
                 <w:i w:val="0"/>
                 <w:color w:val="000000"/>
-                <w:sz w:val="20"/>
+                <w:sz w:val="21"/>
               </w:rPr>
             </w:r>
           </w:p>
@@ -3967,7 +3967,7 @@
                 <w:b w:val="0"/>
                 <w:i w:val="0"/>
                 <w:color w:val="000000"/>
-                <w:sz w:val="20"/>
+                <w:sz w:val="21"/>
               </w:rPr>
               <w:t xml:space="preserve">  Male (Group 1, n = 36)</w:t>
             </w:r>
@@ -3995,7 +3995,7 @@
                 <w:b w:val="0"/>
                 <w:i w:val="0"/>
                 <w:color w:val="000000"/>
-                <w:sz w:val="20"/>
+                <w:sz w:val="21"/>
               </w:rPr>
               <w:t>0.2778</w:t>
             </w:r>
@@ -4023,7 +4023,7 @@
                 <w:b w:val="0"/>
                 <w:i w:val="0"/>
                 <w:color w:val="000000"/>
-                <w:sz w:val="20"/>
+                <w:sz w:val="21"/>
               </w:rPr>
               <w:t>0.0757</w:t>
             </w:r>
@@ -4051,7 +4051,7 @@
                 <w:b w:val="0"/>
                 <w:i w:val="0"/>
                 <w:color w:val="000000"/>
-                <w:sz w:val="20"/>
+                <w:sz w:val="21"/>
               </w:rPr>
               <w:t>0.1294</w:t>
             </w:r>
@@ -4079,7 +4079,7 @@
                 <w:b w:val="0"/>
                 <w:i w:val="0"/>
                 <w:color w:val="000000"/>
-                <w:sz w:val="20"/>
+                <w:sz w:val="21"/>
               </w:rPr>
               <w:t>0.4262</w:t>
             </w:r>
@@ -4107,7 +4107,7 @@
                 <w:b w:val="0"/>
                 <w:i w:val="0"/>
                 <w:color w:val="000000"/>
-                <w:sz w:val="20"/>
+                <w:sz w:val="21"/>
               </w:rPr>
               <w:t>13526.02</w:t>
             </w:r>
@@ -4137,7 +4137,7 @@
                 <w:b w:val="0"/>
                 <w:i w:val="0"/>
                 <w:color w:val="000000"/>
-                <w:sz w:val="20"/>
+                <w:sz w:val="21"/>
               </w:rPr>
               <w:t xml:space="preserve">  Female (Group 2, n = 24)</w:t>
             </w:r>
@@ -4165,7 +4165,7 @@
                 <w:b w:val="0"/>
                 <w:i w:val="0"/>
                 <w:color w:val="000000"/>
-                <w:sz w:val="20"/>
+                <w:sz w:val="21"/>
               </w:rPr>
               <w:t>0.1250</w:t>
             </w:r>
@@ -4193,7 +4193,7 @@
                 <w:b w:val="0"/>
                 <w:i w:val="0"/>
                 <w:color w:val="000000"/>
-                <w:sz w:val="20"/>
+                <w:sz w:val="21"/>
               </w:rPr>
               <w:t>0.0690</w:t>
             </w:r>
@@ -4221,7 +4221,7 @@
                 <w:b w:val="0"/>
                 <w:i w:val="0"/>
                 <w:color w:val="000000"/>
-                <w:sz w:val="20"/>
+                <w:sz w:val="21"/>
               </w:rPr>
               <w:t>0.0000</w:t>
             </w:r>
@@ -4249,7 +4249,7 @@
                 <w:b w:val="0"/>
                 <w:i w:val="0"/>
                 <w:color w:val="000000"/>
-                <w:sz w:val="20"/>
+                <w:sz w:val="21"/>
               </w:rPr>
               <w:t>0.2602</w:t>
             </w:r>
@@ -4277,7 +4277,7 @@
                 <w:b w:val="0"/>
                 <w:i w:val="0"/>
                 <w:color w:val="000000"/>
-                <w:sz w:val="20"/>
+                <w:sz w:val="21"/>
               </w:rPr>
               <w:t>13526.02</w:t>
             </w:r>
@@ -4307,7 +4307,7 @@
                 <w:b w:val="0"/>
                 <w:i w:val="0"/>
                 <w:color w:val="000000"/>
-                <w:sz w:val="20"/>
+                <w:sz w:val="21"/>
               </w:rPr>
               <w:t xml:space="preserve">  Population (Overall, N = 60)</w:t>
             </w:r>
@@ -4335,7 +4335,7 @@
                 <w:b w:val="0"/>
                 <w:i w:val="0"/>
                 <w:color w:val="000000"/>
-                <w:sz w:val="20"/>
+                <w:sz w:val="21"/>
               </w:rPr>
               <w:t>0.2167</w:t>
             </w:r>
@@ -4363,7 +4363,7 @@
                 <w:b w:val="0"/>
                 <w:i w:val="0"/>
                 <w:color w:val="000000"/>
-                <w:sz w:val="20"/>
+                <w:sz w:val="21"/>
               </w:rPr>
               <w:t>0.0536</w:t>
             </w:r>
@@ -4391,7 +4391,7 @@
                 <w:b w:val="0"/>
                 <w:i w:val="0"/>
                 <w:color w:val="000000"/>
-                <w:sz w:val="20"/>
+                <w:sz w:val="21"/>
               </w:rPr>
               <w:t>0.1115</w:t>
             </w:r>
@@ -4419,7 +4419,7 @@
                 <w:b w:val="0"/>
                 <w:i w:val="0"/>
                 <w:color w:val="000000"/>
-                <w:sz w:val="20"/>
+                <w:sz w:val="21"/>
               </w:rPr>
               <w:t>0.3218</w:t>
             </w:r>
@@ -4447,7 +4447,7 @@
                 <w:b w:val="0"/>
                 <w:i w:val="0"/>
                 <w:color w:val="000000"/>
-                <w:sz w:val="20"/>
+                <w:sz w:val="21"/>
               </w:rPr>
               <w:t>13526.02</w:t>
             </w:r>
@@ -4477,7 +4477,7 @@
                 <w:b/>
                 <w:i w:val="0"/>
                 <w:color w:val="000000"/>
-                <w:sz w:val="20"/>
+                <w:sz w:val="21"/>
               </w:rPr>
               <w:t>Parameter alpha: 1.00 (Poverty Depth)</w:t>
             </w:r>
@@ -4505,7 +4505,7 @@
                 <w:b/>
                 <w:i w:val="0"/>
                 <w:color w:val="000000"/>
-                <w:sz w:val="20"/>
+                <w:sz w:val="21"/>
               </w:rPr>
             </w:r>
           </w:p>
@@ -4532,7 +4532,7 @@
                 <w:b/>
                 <w:i w:val="0"/>
                 <w:color w:val="000000"/>
-                <w:sz w:val="20"/>
+                <w:sz w:val="21"/>
               </w:rPr>
             </w:r>
           </w:p>
@@ -4559,7 +4559,7 @@
                 <w:b/>
                 <w:i w:val="0"/>
                 <w:color w:val="000000"/>
-                <w:sz w:val="20"/>
+                <w:sz w:val="21"/>
               </w:rPr>
             </w:r>
           </w:p>
@@ -4586,7 +4586,7 @@
                 <w:b/>
                 <w:i w:val="0"/>
                 <w:color w:val="000000"/>
-                <w:sz w:val="20"/>
+                <w:sz w:val="21"/>
               </w:rPr>
             </w:r>
           </w:p>
@@ -4613,7 +4613,7 @@
                 <w:b/>
                 <w:i w:val="0"/>
                 <w:color w:val="000000"/>
-                <w:sz w:val="20"/>
+                <w:sz w:val="21"/>
               </w:rPr>
             </w:r>
           </w:p>
@@ -4642,7 +4642,7 @@
                 <w:b w:val="0"/>
                 <w:i w:val="0"/>
                 <w:color w:val="000000"/>
-                <w:sz w:val="20"/>
+                <w:sz w:val="21"/>
               </w:rPr>
               <w:t xml:space="preserve">  Male (Group 1, n = 36)</w:t>
             </w:r>
@@ -4670,7 +4670,7 @@
                 <w:b w:val="0"/>
                 <w:i w:val="0"/>
                 <w:color w:val="000000"/>
-                <w:sz w:val="20"/>
+                <w:sz w:val="21"/>
               </w:rPr>
               <w:t>0.0293</w:t>
             </w:r>
@@ -4698,7 +4698,7 @@
                 <w:b w:val="0"/>
                 <w:i w:val="0"/>
                 <w:color w:val="000000"/>
-                <w:sz w:val="20"/>
+                <w:sz w:val="21"/>
               </w:rPr>
               <w:t>0.0096</w:t>
             </w:r>
@@ -4726,7 +4726,7 @@
                 <w:b w:val="0"/>
                 <w:i w:val="0"/>
                 <w:color w:val="000000"/>
-                <w:sz w:val="20"/>
+                <w:sz w:val="21"/>
               </w:rPr>
               <w:t>0.0105</w:t>
             </w:r>
@@ -4754,7 +4754,7 @@
                 <w:b w:val="0"/>
                 <w:i w:val="0"/>
                 <w:color w:val="000000"/>
-                <w:sz w:val="20"/>
+                <w:sz w:val="21"/>
               </w:rPr>
               <w:t>0.0481</w:t>
             </w:r>
@@ -4782,7 +4782,7 @@
                 <w:b w:val="0"/>
                 <w:i w:val="0"/>
                 <w:color w:val="000000"/>
-                <w:sz w:val="20"/>
+                <w:sz w:val="21"/>
               </w:rPr>
               <w:t>13526.02</w:t>
             </w:r>
@@ -4812,7 +4812,7 @@
                 <w:b w:val="0"/>
                 <w:i w:val="0"/>
                 <w:color w:val="000000"/>
-                <w:sz w:val="20"/>
+                <w:sz w:val="21"/>
               </w:rPr>
               <w:t xml:space="preserve">  Female (Group 2, n = 24)</w:t>
             </w:r>
@@ -4840,7 +4840,7 @@
                 <w:b w:val="0"/>
                 <w:i w:val="0"/>
                 <w:color w:val="000000"/>
-                <w:sz w:val="20"/>
+                <w:sz w:val="21"/>
               </w:rPr>
               <w:t>0.0140</w:t>
             </w:r>
@@ -4868,7 +4868,7 @@
                 <w:b w:val="0"/>
                 <w:i w:val="0"/>
                 <w:color w:val="000000"/>
-                <w:sz w:val="20"/>
+                <w:sz w:val="21"/>
               </w:rPr>
               <w:t>0.0098</w:t>
             </w:r>
@@ -4896,7 +4896,7 @@
                 <w:b w:val="0"/>
                 <w:i w:val="0"/>
                 <w:color w:val="000000"/>
-                <w:sz w:val="20"/>
+                <w:sz w:val="21"/>
               </w:rPr>
               <w:t>0.0000</w:t>
             </w:r>
@@ -4924,7 +4924,7 @@
                 <w:b w:val="0"/>
                 <w:i w:val="0"/>
                 <w:color w:val="000000"/>
-                <w:sz w:val="20"/>
+                <w:sz w:val="21"/>
               </w:rPr>
               <w:t>0.0331</w:t>
             </w:r>
@@ -4952,7 +4952,7 @@
                 <w:b w:val="0"/>
                 <w:i w:val="0"/>
                 <w:color w:val="000000"/>
-                <w:sz w:val="20"/>
+                <w:sz w:val="21"/>
               </w:rPr>
               <w:t>13526.02</w:t>
             </w:r>
@@ -4982,7 +4982,7 @@
                 <w:b w:val="0"/>
                 <w:i w:val="0"/>
                 <w:color w:val="000000"/>
-                <w:sz w:val="20"/>
+                <w:sz w:val="21"/>
               </w:rPr>
               <w:t xml:space="preserve">  Population (Overall, N = 60)</w:t>
             </w:r>
@@ -5010,7 +5010,7 @@
                 <w:b w:val="0"/>
                 <w:i w:val="0"/>
                 <w:color w:val="000000"/>
-                <w:sz w:val="20"/>
+                <w:sz w:val="21"/>
               </w:rPr>
               <w:t>0.0232</w:t>
             </w:r>
@@ -5038,7 +5038,7 @@
                 <w:b w:val="0"/>
                 <w:i w:val="0"/>
                 <w:color w:val="000000"/>
-                <w:sz w:val="20"/>
+                <w:sz w:val="21"/>
               </w:rPr>
               <w:t>0.0070</w:t>
             </w:r>
@@ -5066,7 +5066,7 @@
                 <w:b w:val="0"/>
                 <w:i w:val="0"/>
                 <w:color w:val="000000"/>
-                <w:sz w:val="20"/>
+                <w:sz w:val="21"/>
               </w:rPr>
               <w:t>0.0095</w:t>
             </w:r>
@@ -5094,7 +5094,7 @@
                 <w:b w:val="0"/>
                 <w:i w:val="0"/>
                 <w:color w:val="000000"/>
-                <w:sz w:val="20"/>
+                <w:sz w:val="21"/>
               </w:rPr>
               <w:t>0.0368</w:t>
             </w:r>
@@ -5122,7 +5122,7 @@
                 <w:b w:val="0"/>
                 <w:i w:val="0"/>
                 <w:color w:val="000000"/>
-                <w:sz w:val="20"/>
+                <w:sz w:val="21"/>
               </w:rPr>
               <w:t>13526.02</w:t>
             </w:r>
@@ -5152,7 +5152,7 @@
                 <w:b/>
                 <w:i w:val="0"/>
                 <w:color w:val="000000"/>
-                <w:sz w:val="20"/>
+                <w:sz w:val="21"/>
               </w:rPr>
               <w:t>Parameter alpha: 2.00 (Poverty Severity)</w:t>
             </w:r>
@@ -5180,7 +5180,7 @@
                 <w:b/>
                 <w:i w:val="0"/>
                 <w:color w:val="000000"/>
-                <w:sz w:val="20"/>
+                <w:sz w:val="21"/>
               </w:rPr>
             </w:r>
           </w:p>
@@ -5207,7 +5207,7 @@
                 <w:b/>
                 <w:i w:val="0"/>
                 <w:color w:val="000000"/>
-                <w:sz w:val="20"/>
+                <w:sz w:val="21"/>
               </w:rPr>
             </w:r>
           </w:p>
@@ -5234,7 +5234,7 @@
                 <w:b/>
                 <w:i w:val="0"/>
                 <w:color w:val="000000"/>
-                <w:sz w:val="20"/>
+                <w:sz w:val="21"/>
               </w:rPr>
             </w:r>
           </w:p>
@@ -5261,7 +5261,7 @@
                 <w:b/>
                 <w:i w:val="0"/>
                 <w:color w:val="000000"/>
-                <w:sz w:val="20"/>
+                <w:sz w:val="21"/>
               </w:rPr>
             </w:r>
           </w:p>
@@ -5288,7 +5288,7 @@
                 <w:b/>
                 <w:i w:val="0"/>
                 <w:color w:val="000000"/>
-                <w:sz w:val="20"/>
+                <w:sz w:val="21"/>
               </w:rPr>
             </w:r>
           </w:p>
@@ -5317,7 +5317,7 @@
                 <w:b w:val="0"/>
                 <w:i w:val="0"/>
                 <w:color w:val="000000"/>
-                <w:sz w:val="20"/>
+                <w:sz w:val="21"/>
               </w:rPr>
               <w:t xml:space="preserve">  Male (Group 1, n = 36)</w:t>
             </w:r>
@@ -5345,7 +5345,7 @@
                 <w:b w:val="0"/>
                 <w:i w:val="0"/>
                 <w:color w:val="000000"/>
-                <w:sz w:val="20"/>
+                <w:sz w:val="21"/>
               </w:rPr>
               <w:t>0.0041</w:t>
             </w:r>
@@ -5373,7 +5373,7 @@
                 <w:b w:val="0"/>
                 <w:i w:val="0"/>
                 <w:color w:val="000000"/>
-                <w:sz w:val="20"/>
+                <w:sz w:val="21"/>
               </w:rPr>
               <w:t>0.0015</w:t>
             </w:r>
@@ -5401,7 +5401,7 @@
                 <w:b w:val="0"/>
                 <w:i w:val="0"/>
                 <w:color w:val="000000"/>
-                <w:sz w:val="20"/>
+                <w:sz w:val="21"/>
               </w:rPr>
               <w:t>0.0011</w:t>
             </w:r>
@@ -5429,7 +5429,7 @@
                 <w:b w:val="0"/>
                 <w:i w:val="0"/>
                 <w:color w:val="000000"/>
-                <w:sz w:val="20"/>
+                <w:sz w:val="21"/>
               </w:rPr>
               <w:t>0.0071</w:t>
             </w:r>
@@ -5457,7 +5457,7 @@
                 <w:b w:val="0"/>
                 <w:i w:val="0"/>
                 <w:color w:val="000000"/>
-                <w:sz w:val="20"/>
+                <w:sz w:val="21"/>
               </w:rPr>
               <w:t>13526.02</w:t>
             </w:r>
@@ -5487,7 +5487,7 @@
                 <w:b w:val="0"/>
                 <w:i w:val="0"/>
                 <w:color w:val="000000"/>
-                <w:sz w:val="20"/>
+                <w:sz w:val="21"/>
               </w:rPr>
               <w:t xml:space="preserve">  Female (Group 2, n = 24)</w:t>
             </w:r>
@@ -5515,7 +5515,7 @@
                 <w:b w:val="0"/>
                 <w:i w:val="0"/>
                 <w:color w:val="000000"/>
-                <w:sz w:val="20"/>
+                <w:sz w:val="21"/>
               </w:rPr>
               <w:t>0.0024</w:t>
             </w:r>
@@ -5543,7 +5543,7 @@
                 <w:b w:val="0"/>
                 <w:i w:val="0"/>
                 <w:color w:val="000000"/>
-                <w:sz w:val="20"/>
+                <w:sz w:val="21"/>
               </w:rPr>
               <w:t>0.0018</w:t>
             </w:r>
@@ -5571,7 +5571,7 @@
                 <w:b w:val="0"/>
                 <w:i w:val="0"/>
                 <w:color w:val="000000"/>
-                <w:sz w:val="20"/>
+                <w:sz w:val="21"/>
               </w:rPr>
               <w:t>0.0000</w:t>
             </w:r>
@@ -5599,7 +5599,7 @@
                 <w:b w:val="0"/>
                 <w:i w:val="0"/>
                 <w:color w:val="000000"/>
-                <w:sz w:val="20"/>
+                <w:sz w:val="21"/>
               </w:rPr>
               <w:t>0.0059</w:t>
             </w:r>
@@ -5627,7 +5627,7 @@
                 <w:b w:val="0"/>
                 <w:i w:val="0"/>
                 <w:color w:val="000000"/>
-                <w:sz w:val="20"/>
+                <w:sz w:val="21"/>
               </w:rPr>
               <w:t>13526.02</w:t>
             </w:r>
@@ -5657,7 +5657,7 @@
                 <w:b w:val="0"/>
                 <w:i w:val="0"/>
                 <w:color w:val="000000"/>
-                <w:sz w:val="20"/>
+                <w:sz w:val="21"/>
               </w:rPr>
               <w:t xml:space="preserve">  Population (Overall, N = 60)</w:t>
             </w:r>
@@ -5685,7 +5685,7 @@
                 <w:b w:val="0"/>
                 <w:i w:val="0"/>
                 <w:color w:val="000000"/>
-                <w:sz w:val="20"/>
+                <w:sz w:val="21"/>
               </w:rPr>
               <w:t>0.0034</w:t>
             </w:r>
@@ -5713,7 +5713,7 @@
                 <w:b w:val="0"/>
                 <w:i w:val="0"/>
                 <w:color w:val="000000"/>
-                <w:sz w:val="20"/>
+                <w:sz w:val="21"/>
               </w:rPr>
               <w:t>0.0012</w:t>
             </w:r>
@@ -5741,7 +5741,7 @@
                 <w:b w:val="0"/>
                 <w:i w:val="0"/>
                 <w:color w:val="000000"/>
-                <w:sz w:val="20"/>
+                <w:sz w:val="21"/>
               </w:rPr>
               <w:t>0.0011</w:t>
             </w:r>
@@ -5769,7 +5769,7 @@
                 <w:b w:val="0"/>
                 <w:i w:val="0"/>
                 <w:color w:val="000000"/>
-                <w:sz w:val="20"/>
+                <w:sz w:val="21"/>
               </w:rPr>
               <w:t>0.0057</w:t>
             </w:r>
@@ -5797,7 +5797,7 @@
                 <w:b w:val="0"/>
                 <w:i w:val="0"/>
                 <w:color w:val="000000"/>
-                <w:sz w:val="20"/>
+                <w:sz w:val="21"/>
               </w:rPr>
               <w:t>13526.02</w:t>
             </w:r>
@@ -5807,17 +5807,17 @@
     </w:tbl>
     <w:p>
       <w:pPr>
-        <w:spacing w:before="40" w:after="200" w:line="276" w:lineRule="auto"/>
-        <w:jc w:val="left"/>
+        <w:spacing w:before="60" w:after="200" w:line="276" w:lineRule="auto"/>
+        <w:jc w:val="both"/>
       </w:pPr>
       <w:r>
         <w:rPr>
           <w:rFonts w:ascii="Times New Roman" w:hAnsi="Times New Roman"/>
           <w:i/>
           <w:color w:val="000000"/>
-          <w:sz w:val="19"/>
+          <w:sz w:val="21"/>
         </w:rPr>
-        <w:t>Source: Field Survey Data Analysis, 2026. STE = Standard Error of estimate (s_w / sqrt(n)); LB = Lower Bound of 95% CI; UB = Upper Bound of 95% CI.</w:t>
+        <w:t>Source: Field Survey Data Analysis, 2026. STE = Standard error of the subgroup sample mean (s_w / sqrt(n)); LB = Lower bound of 95% Wald confidence interval (truncated at 0.0000); UB = Upper bound of 95% Wald confidence interval; Pov. Line = ₦13,526.02.</w:t>
       </w:r>
     </w:p>
     <w:p>
@@ -5846,14 +5846,14 @@
           <w:b w:val="0"/>
           <w:i w:val="0"/>
           <w:color w:val="000000"/>
-          <w:sz w:val="22"/>
+          <w:sz w:val="24"/>
         </w:rPr>
         <w:t>Bivariate statistical tests were conducted to examine differences between poor (n = 13) and non-poor (n = 47) households across demographic, human capital, farm asset, and institutional variables. Non-parametric Mann-Whitney U tests were employed for continuous variables, while Pearson's Chi-square tests (or Fisher's exact tests for 2×2 sparse tables) were used for categorical variables.</w:t>
       </w:r>
     </w:p>
     <w:p>
       <w:pPr>
-        <w:spacing w:before="200" w:after="60" w:line="276" w:lineRule="auto"/>
+        <w:spacing w:before="240" w:after="60" w:line="276" w:lineRule="auto"/>
         <w:jc w:val="left"/>
       </w:pPr>
       <w:r>
@@ -5861,7 +5861,7 @@
           <w:rFonts w:ascii="Times New Roman" w:hAnsi="Times New Roman"/>
           <w:b/>
           <w:color w:val="000000"/>
-          <w:sz w:val="22"/>
+          <w:sz w:val="24"/>
         </w:rPr>
         <w:t>Table A3.1: Detailed Bivariate Statistical Test Outputs</w:t>
       </w:r>
@@ -5914,7 +5914,7 @@
                 <w:b/>
                 <w:i w:val="0"/>
                 <w:color w:val="000000"/>
-                <w:sz w:val="20"/>
+                <w:sz w:val="21"/>
               </w:rPr>
               <w:t>Explanatory Variable</w:t>
             </w:r>
@@ -5945,7 +5945,7 @@
                 <w:b/>
                 <w:i w:val="0"/>
                 <w:color w:val="000000"/>
-                <w:sz w:val="20"/>
+                <w:sz w:val="21"/>
               </w:rPr>
               <w:t>Poor (n = 13)</w:t>
             </w:r>
@@ -5976,7 +5976,7 @@
                 <w:b/>
                 <w:i w:val="0"/>
                 <w:color w:val="000000"/>
-                <w:sz w:val="20"/>
+                <w:sz w:val="21"/>
               </w:rPr>
               <w:t>Non-Poor (n = 47)</w:t>
             </w:r>
@@ -6007,7 +6007,7 @@
                 <w:b/>
                 <w:i w:val="0"/>
                 <w:color w:val="000000"/>
-                <w:sz w:val="20"/>
+                <w:sz w:val="21"/>
               </w:rPr>
               <w:t>Overall (N = 60)</w:t>
             </w:r>
@@ -6038,7 +6038,7 @@
                 <w:b/>
                 <w:i w:val="0"/>
                 <w:color w:val="000000"/>
-                <w:sz w:val="20"/>
+                <w:sz w:val="21"/>
               </w:rPr>
               <w:t>Statistical Test</w:t>
             </w:r>
@@ -6069,7 +6069,7 @@
                 <w:b/>
                 <w:i w:val="0"/>
                 <w:color w:val="000000"/>
-                <w:sz w:val="20"/>
+                <w:sz w:val="21"/>
               </w:rPr>
               <w:t>p-value</w:t>
             </w:r>
@@ -6099,7 +6099,7 @@
                 <w:b/>
                 <w:i w:val="0"/>
                 <w:color w:val="000000"/>
-                <w:sz w:val="20"/>
+                <w:sz w:val="21"/>
               </w:rPr>
               <w:t>A. Demographic &amp; Human Capital</w:t>
             </w:r>
@@ -6127,7 +6127,7 @@
                 <w:b/>
                 <w:i w:val="0"/>
                 <w:color w:val="000000"/>
-                <w:sz w:val="20"/>
+                <w:sz w:val="21"/>
               </w:rPr>
             </w:r>
           </w:p>
@@ -6154,7 +6154,7 @@
                 <w:b/>
                 <w:i w:val="0"/>
                 <w:color w:val="000000"/>
-                <w:sz w:val="20"/>
+                <w:sz w:val="21"/>
               </w:rPr>
             </w:r>
           </w:p>
@@ -6181,7 +6181,7 @@
                 <w:b/>
                 <w:i w:val="0"/>
                 <w:color w:val="000000"/>
-                <w:sz w:val="20"/>
+                <w:sz w:val="21"/>
               </w:rPr>
             </w:r>
           </w:p>
@@ -6208,7 +6208,7 @@
                 <w:b/>
                 <w:i w:val="0"/>
                 <w:color w:val="000000"/>
-                <w:sz w:val="20"/>
+                <w:sz w:val="21"/>
               </w:rPr>
             </w:r>
           </w:p>
@@ -6235,7 +6235,7 @@
                 <w:b/>
                 <w:i w:val="0"/>
                 <w:color w:val="000000"/>
-                <w:sz w:val="20"/>
+                <w:sz w:val="21"/>
               </w:rPr>
             </w:r>
           </w:p>
@@ -6264,7 +6264,7 @@
                 <w:b w:val="0"/>
                 <w:i w:val="0"/>
                 <w:color w:val="000000"/>
-                <w:sz w:val="20"/>
+                <w:sz w:val="21"/>
               </w:rPr>
               <w:t xml:space="preserve">  Age of farmer (years)</w:t>
             </w:r>
@@ -6292,7 +6292,7 @@
                 <w:b w:val="0"/>
                 <w:i w:val="0"/>
                 <w:color w:val="000000"/>
-                <w:sz w:val="20"/>
+                <w:sz w:val="21"/>
               </w:rPr>
               <w:t>51.31 ± 8.99</w:t>
             </w:r>
@@ -6320,7 +6320,7 @@
                 <w:b w:val="0"/>
                 <w:i w:val="0"/>
                 <w:color w:val="000000"/>
-                <w:sz w:val="20"/>
+                <w:sz w:val="21"/>
               </w:rPr>
               <w:t>44.57 ± 8.04</w:t>
             </w:r>
@@ -6348,7 +6348,7 @@
                 <w:b w:val="0"/>
                 <w:i w:val="0"/>
                 <w:color w:val="000000"/>
-                <w:sz w:val="20"/>
+                <w:sz w:val="21"/>
               </w:rPr>
               <w:t>46.03 ± 8.64</w:t>
             </w:r>
@@ -6376,7 +6376,7 @@
                 <w:b w:val="0"/>
                 <w:i w:val="0"/>
                 <w:color w:val="000000"/>
-                <w:sz w:val="20"/>
+                <w:sz w:val="21"/>
               </w:rPr>
               <w:t>Mann-Whitney U = 432.00</w:t>
             </w:r>
@@ -6404,7 +6404,7 @@
                 <w:b w:val="0"/>
                 <w:i w:val="0"/>
                 <w:color w:val="000000"/>
-                <w:sz w:val="20"/>
+                <w:sz w:val="21"/>
               </w:rPr>
               <w:t>0.024*</w:t>
             </w:r>
@@ -6434,7 +6434,7 @@
                 <w:b w:val="0"/>
                 <w:i w:val="0"/>
                 <w:color w:val="000000"/>
-                <w:sz w:val="20"/>
+                <w:sz w:val="21"/>
               </w:rPr>
               <w:t xml:space="preserve">  Household size (persons)</w:t>
             </w:r>
@@ -6462,7 +6462,7 @@
                 <w:b w:val="0"/>
                 <w:i w:val="0"/>
                 <w:color w:val="000000"/>
-                <w:sz w:val="20"/>
+                <w:sz w:val="21"/>
               </w:rPr>
               <w:t>8.31 ± 1.70</w:t>
             </w:r>
@@ -6490,7 +6490,7 @@
                 <w:b w:val="0"/>
                 <w:i w:val="0"/>
                 <w:color w:val="000000"/>
-                <w:sz w:val="20"/>
+                <w:sz w:val="21"/>
               </w:rPr>
               <w:t>5.66 ± 1.43</w:t>
             </w:r>
@@ -6518,7 +6518,7 @@
                 <w:b w:val="0"/>
                 <w:i w:val="0"/>
                 <w:color w:val="000000"/>
-                <w:sz w:val="20"/>
+                <w:sz w:val="21"/>
               </w:rPr>
               <w:t>6.23 ± 1.84</w:t>
             </w:r>
@@ -6546,7 +6546,7 @@
                 <w:b w:val="0"/>
                 <w:i w:val="0"/>
                 <w:color w:val="000000"/>
-                <w:sz w:val="20"/>
+                <w:sz w:val="21"/>
               </w:rPr>
               <w:t>Mann-Whitney U = 536.00</w:t>
             </w:r>
@@ -6574,7 +6574,7 @@
                 <w:b w:val="0"/>
                 <w:i w:val="0"/>
                 <w:color w:val="000000"/>
-                <w:sz w:val="20"/>
+                <w:sz w:val="21"/>
               </w:rPr>
               <w:t>&lt; 0.001*</w:t>
             </w:r>
@@ -6604,7 +6604,7 @@
                 <w:b/>
                 <w:i w:val="0"/>
                 <w:color w:val="000000"/>
-                <w:sz w:val="20"/>
+                <w:sz w:val="21"/>
               </w:rPr>
               <w:t xml:space="preserve">  Educational attainment</w:t>
             </w:r>
@@ -6632,7 +6632,7 @@
                 <w:b/>
                 <w:i w:val="0"/>
                 <w:color w:val="000000"/>
-                <w:sz w:val="20"/>
+                <w:sz w:val="21"/>
               </w:rPr>
             </w:r>
           </w:p>
@@ -6659,7 +6659,7 @@
                 <w:b/>
                 <w:i w:val="0"/>
                 <w:color w:val="000000"/>
-                <w:sz w:val="20"/>
+                <w:sz w:val="21"/>
               </w:rPr>
             </w:r>
           </w:p>
@@ -6686,7 +6686,7 @@
                 <w:b/>
                 <w:i w:val="0"/>
                 <w:color w:val="000000"/>
-                <w:sz w:val="20"/>
+                <w:sz w:val="21"/>
               </w:rPr>
             </w:r>
           </w:p>
@@ -6713,7 +6713,7 @@
                 <w:b/>
                 <w:i w:val="0"/>
                 <w:color w:val="000000"/>
-                <w:sz w:val="20"/>
+                <w:sz w:val="21"/>
               </w:rPr>
               <w:t>Pearson Chi2(2) = 2.673</w:t>
             </w:r>
@@ -6741,7 +6741,7 @@
                 <w:b/>
                 <w:i w:val="0"/>
                 <w:color w:val="000000"/>
-                <w:sz w:val="20"/>
+                <w:sz w:val="21"/>
               </w:rPr>
               <w:t>0.263</w:t>
             </w:r>
@@ -6771,7 +6771,7 @@
                 <w:b w:val="0"/>
                 <w:i w:val="0"/>
                 <w:color w:val="000000"/>
-                <w:sz w:val="20"/>
+                <w:sz w:val="21"/>
               </w:rPr>
               <w:t xml:space="preserve">    Primary education (6 yrs)</w:t>
             </w:r>
@@ -6799,7 +6799,7 @@
                 <w:b w:val="0"/>
                 <w:i w:val="0"/>
                 <w:color w:val="000000"/>
-                <w:sz w:val="20"/>
+                <w:sz w:val="21"/>
               </w:rPr>
               <w:t>5 (38.5%)</w:t>
             </w:r>
@@ -6827,7 +6827,7 @@
                 <w:b w:val="0"/>
                 <w:i w:val="0"/>
                 <w:color w:val="000000"/>
-                <w:sz w:val="20"/>
+                <w:sz w:val="21"/>
               </w:rPr>
               <w:t>13 (27.7%)</w:t>
             </w:r>
@@ -6855,7 +6855,7 @@
                 <w:b w:val="0"/>
                 <w:i w:val="0"/>
                 <w:color w:val="000000"/>
-                <w:sz w:val="20"/>
+                <w:sz w:val="21"/>
               </w:rPr>
               <w:t>18 (30.0%)</w:t>
             </w:r>
@@ -6883,7 +6883,7 @@
                 <w:b w:val="0"/>
                 <w:i w:val="0"/>
                 <w:color w:val="000000"/>
-                <w:sz w:val="20"/>
+                <w:sz w:val="21"/>
               </w:rPr>
               <w:t>—</w:t>
             </w:r>
@@ -6911,7 +6911,7 @@
                 <w:b w:val="0"/>
                 <w:i w:val="0"/>
                 <w:color w:val="000000"/>
-                <w:sz w:val="20"/>
+                <w:sz w:val="21"/>
               </w:rPr>
               <w:t>—</w:t>
             </w:r>
@@ -6941,7 +6941,7 @@
                 <w:b w:val="0"/>
                 <w:i w:val="0"/>
                 <w:color w:val="000000"/>
-                <w:sz w:val="20"/>
+                <w:sz w:val="21"/>
               </w:rPr>
               <w:t xml:space="preserve">    Secondary education (12 yrs)</w:t>
             </w:r>
@@ -6969,7 +6969,7 @@
                 <w:b w:val="0"/>
                 <w:i w:val="0"/>
                 <w:color w:val="000000"/>
-                <w:sz w:val="20"/>
+                <w:sz w:val="21"/>
               </w:rPr>
               <w:t>7 (53.8%)</w:t>
             </w:r>
@@ -6997,7 +6997,7 @@
                 <w:b w:val="0"/>
                 <w:i w:val="0"/>
                 <w:color w:val="000000"/>
-                <w:sz w:val="20"/>
+                <w:sz w:val="21"/>
               </w:rPr>
               <w:t>20 (42.6%)</w:t>
             </w:r>
@@ -7025,7 +7025,7 @@
                 <w:b w:val="0"/>
                 <w:i w:val="0"/>
                 <w:color w:val="000000"/>
-                <w:sz w:val="20"/>
+                <w:sz w:val="21"/>
               </w:rPr>
               <w:t>27 (45.0%)</w:t>
             </w:r>
@@ -7053,7 +7053,7 @@
                 <w:b w:val="0"/>
                 <w:i w:val="0"/>
                 <w:color w:val="000000"/>
-                <w:sz w:val="20"/>
+                <w:sz w:val="21"/>
               </w:rPr>
               <w:t>—</w:t>
             </w:r>
@@ -7081,7 +7081,7 @@
                 <w:b w:val="0"/>
                 <w:i w:val="0"/>
                 <w:color w:val="000000"/>
-                <w:sz w:val="20"/>
+                <w:sz w:val="21"/>
               </w:rPr>
               <w:t>—</w:t>
             </w:r>
@@ -7111,7 +7111,7 @@
                 <w:b w:val="0"/>
                 <w:i w:val="0"/>
                 <w:color w:val="000000"/>
-                <w:sz w:val="20"/>
+                <w:sz w:val="21"/>
               </w:rPr>
               <w:t xml:space="preserve">    Tertiary education (16 yrs)</w:t>
             </w:r>
@@ -7139,7 +7139,7 @@
                 <w:b w:val="0"/>
                 <w:i w:val="0"/>
                 <w:color w:val="000000"/>
-                <w:sz w:val="20"/>
+                <w:sz w:val="21"/>
               </w:rPr>
               <w:t>1 (7.7%)</w:t>
             </w:r>
@@ -7167,7 +7167,7 @@
                 <w:b w:val="0"/>
                 <w:i w:val="0"/>
                 <w:color w:val="000000"/>
-                <w:sz w:val="20"/>
+                <w:sz w:val="21"/>
               </w:rPr>
               <w:t>14 (29.8%)</w:t>
             </w:r>
@@ -7195,7 +7195,7 @@
                 <w:b w:val="0"/>
                 <w:i w:val="0"/>
                 <w:color w:val="000000"/>
-                <w:sz w:val="20"/>
+                <w:sz w:val="21"/>
               </w:rPr>
               <w:t>15 (25.0%)</w:t>
             </w:r>
@@ -7223,7 +7223,7 @@
                 <w:b w:val="0"/>
                 <w:i w:val="0"/>
                 <w:color w:val="000000"/>
-                <w:sz w:val="20"/>
+                <w:sz w:val="21"/>
               </w:rPr>
               <w:t>—</w:t>
             </w:r>
@@ -7251,7 +7251,7 @@
                 <w:b w:val="0"/>
                 <w:i w:val="0"/>
                 <w:color w:val="000000"/>
-                <w:sz w:val="20"/>
+                <w:sz w:val="21"/>
               </w:rPr>
               <w:t>—</w:t>
             </w:r>
@@ -7281,7 +7281,7 @@
                 <w:b/>
                 <w:i w:val="0"/>
                 <w:color w:val="000000"/>
-                <w:sz w:val="20"/>
+                <w:sz w:val="21"/>
               </w:rPr>
               <w:t>B. Land Assets &amp; Production Scale</w:t>
             </w:r>
@@ -7309,7 +7309,7 @@
                 <w:b/>
                 <w:i w:val="0"/>
                 <w:color w:val="000000"/>
-                <w:sz w:val="20"/>
+                <w:sz w:val="21"/>
               </w:rPr>
             </w:r>
           </w:p>
@@ -7336,7 +7336,7 @@
                 <w:b/>
                 <w:i w:val="0"/>
                 <w:color w:val="000000"/>
-                <w:sz w:val="20"/>
+                <w:sz w:val="21"/>
               </w:rPr>
             </w:r>
           </w:p>
@@ -7363,7 +7363,7 @@
                 <w:b/>
                 <w:i w:val="0"/>
                 <w:color w:val="000000"/>
-                <w:sz w:val="20"/>
+                <w:sz w:val="21"/>
               </w:rPr>
             </w:r>
           </w:p>
@@ -7390,7 +7390,7 @@
                 <w:b/>
                 <w:i w:val="0"/>
                 <w:color w:val="000000"/>
-                <w:sz w:val="20"/>
+                <w:sz w:val="21"/>
               </w:rPr>
             </w:r>
           </w:p>
@@ -7417,7 +7417,7 @@
                 <w:b/>
                 <w:i w:val="0"/>
                 <w:color w:val="000000"/>
-                <w:sz w:val="20"/>
+                <w:sz w:val="21"/>
               </w:rPr>
             </w:r>
           </w:p>
@@ -7446,7 +7446,7 @@
                 <w:b w:val="0"/>
                 <w:i w:val="0"/>
                 <w:color w:val="000000"/>
-                <w:sz w:val="20"/>
+                <w:sz w:val="21"/>
               </w:rPr>
               <w:t xml:space="preserve">  Total farm size (ha)</w:t>
             </w:r>
@@ -7474,7 +7474,7 @@
                 <w:b w:val="0"/>
                 <w:i w:val="0"/>
                 <w:color w:val="000000"/>
-                <w:sz w:val="20"/>
+                <w:sz w:val="21"/>
               </w:rPr>
               <w:t>1.98 ± 0.48</w:t>
             </w:r>
@@ -7502,7 +7502,7 @@
                 <w:b w:val="0"/>
                 <w:i w:val="0"/>
                 <w:color w:val="000000"/>
-                <w:sz w:val="20"/>
+                <w:sz w:val="21"/>
               </w:rPr>
               <w:t>2.56 ± 0.82</w:t>
             </w:r>
@@ -7530,7 +7530,7 @@
                 <w:b w:val="0"/>
                 <w:i w:val="0"/>
                 <w:color w:val="000000"/>
-                <w:sz w:val="20"/>
+                <w:sz w:val="21"/>
               </w:rPr>
               <w:t>2.43 ± 0.79</w:t>
             </w:r>
@@ -7558,7 +7558,7 @@
                 <w:b w:val="0"/>
                 <w:i w:val="0"/>
                 <w:color w:val="000000"/>
-                <w:sz w:val="20"/>
+                <w:sz w:val="21"/>
               </w:rPr>
               <w:t>Mann-Whitney U = 170.50</w:t>
             </w:r>
@@ -7586,7 +7586,7 @@
                 <w:b w:val="0"/>
                 <w:i w:val="0"/>
                 <w:color w:val="000000"/>
-                <w:sz w:val="20"/>
+                <w:sz w:val="21"/>
               </w:rPr>
               <w:t>0.016*</w:t>
             </w:r>
@@ -7616,7 +7616,7 @@
                 <w:b w:val="0"/>
                 <w:i w:val="0"/>
                 <w:color w:val="000000"/>
-                <w:sz w:val="20"/>
+                <w:sz w:val="21"/>
               </w:rPr>
               <w:t xml:space="preserve">  Yam cultivated area (ha)</w:t>
             </w:r>
@@ -7644,7 +7644,7 @@
                 <w:b w:val="0"/>
                 <w:i w:val="0"/>
                 <w:color w:val="000000"/>
-                <w:sz w:val="20"/>
+                <w:sz w:val="21"/>
               </w:rPr>
               <w:t>1.43 ± 0.37</w:t>
             </w:r>
@@ -7672,7 +7672,7 @@
                 <w:b w:val="0"/>
                 <w:i w:val="0"/>
                 <w:color w:val="000000"/>
-                <w:sz w:val="20"/>
+                <w:sz w:val="21"/>
               </w:rPr>
               <w:t>1.73 ± 0.56</w:t>
             </w:r>
@@ -7700,7 +7700,7 @@
                 <w:b w:val="0"/>
                 <w:i w:val="0"/>
                 <w:color w:val="000000"/>
-                <w:sz w:val="20"/>
+                <w:sz w:val="21"/>
               </w:rPr>
               <w:t>1.67 ± 0.53</w:t>
             </w:r>
@@ -7728,7 +7728,7 @@
                 <w:b w:val="0"/>
                 <w:i w:val="0"/>
                 <w:color w:val="000000"/>
-                <w:sz w:val="20"/>
+                <w:sz w:val="21"/>
               </w:rPr>
               <w:t>Mann-Whitney U = 205.00</w:t>
             </w:r>
@@ -7756,7 +7756,7 @@
                 <w:b w:val="0"/>
                 <w:i w:val="0"/>
                 <w:color w:val="000000"/>
-                <w:sz w:val="20"/>
+                <w:sz w:val="21"/>
               </w:rPr>
               <w:t>0.072</w:t>
             </w:r>
@@ -7786,7 +7786,7 @@
                 <w:b/>
                 <w:i w:val="0"/>
                 <w:color w:val="000000"/>
-                <w:sz w:val="20"/>
+                <w:sz w:val="21"/>
               </w:rPr>
               <w:t>C. Institutional Access &amp; Modern Inputs</w:t>
             </w:r>
@@ -7814,7 +7814,7 @@
                 <w:b/>
                 <w:i w:val="0"/>
                 <w:color w:val="000000"/>
-                <w:sz w:val="20"/>
+                <w:sz w:val="21"/>
               </w:rPr>
             </w:r>
           </w:p>
@@ -7841,7 +7841,7 @@
                 <w:b/>
                 <w:i w:val="0"/>
                 <w:color w:val="000000"/>
-                <w:sz w:val="20"/>
+                <w:sz w:val="21"/>
               </w:rPr>
             </w:r>
           </w:p>
@@ -7868,7 +7868,7 @@
                 <w:b/>
                 <w:i w:val="0"/>
                 <w:color w:val="000000"/>
-                <w:sz w:val="20"/>
+                <w:sz w:val="21"/>
               </w:rPr>
             </w:r>
           </w:p>
@@ -7895,7 +7895,7 @@
                 <w:b/>
                 <w:i w:val="0"/>
                 <w:color w:val="000000"/>
-                <w:sz w:val="20"/>
+                <w:sz w:val="21"/>
               </w:rPr>
             </w:r>
           </w:p>
@@ -7922,7 +7922,7 @@
                 <w:b/>
                 <w:i w:val="0"/>
                 <w:color w:val="000000"/>
-                <w:sz w:val="20"/>
+                <w:sz w:val="21"/>
               </w:rPr>
             </w:r>
           </w:p>
@@ -7951,7 +7951,7 @@
                 <w:b w:val="0"/>
                 <w:i w:val="0"/>
                 <w:color w:val="000000"/>
-                <w:sz w:val="20"/>
+                <w:sz w:val="21"/>
               </w:rPr>
               <w:t xml:space="preserve">  Access to credit (Yes = 1)</w:t>
             </w:r>
@@ -7979,7 +7979,7 @@
                 <w:b w:val="0"/>
                 <w:i w:val="0"/>
                 <w:color w:val="000000"/>
-                <w:sz w:val="20"/>
+                <w:sz w:val="21"/>
               </w:rPr>
               <w:t>1 (7.7%)</w:t>
             </w:r>
@@ -8007,7 +8007,7 @@
                 <w:b w:val="0"/>
                 <w:i w:val="0"/>
                 <w:color w:val="000000"/>
-                <w:sz w:val="20"/>
+                <w:sz w:val="21"/>
               </w:rPr>
               <w:t>29 (61.7%)</w:t>
             </w:r>
@@ -8035,7 +8035,7 @@
                 <w:b w:val="0"/>
                 <w:i w:val="0"/>
                 <w:color w:val="000000"/>
-                <w:sz w:val="20"/>
+                <w:sz w:val="21"/>
               </w:rPr>
               <w:t>30 (50.0%)</w:t>
             </w:r>
@@ -8063,7 +8063,7 @@
                 <w:b w:val="0"/>
                 <w:i w:val="0"/>
                 <w:color w:val="000000"/>
-                <w:sz w:val="20"/>
+                <w:sz w:val="21"/>
               </w:rPr>
               <w:t>Pearson Chi2(1) = 9.820</w:t>
             </w:r>
@@ -8091,7 +8091,7 @@
                 <w:b w:val="0"/>
                 <w:i w:val="0"/>
                 <w:color w:val="000000"/>
-                <w:sz w:val="20"/>
+                <w:sz w:val="21"/>
               </w:rPr>
               <w:t>0.002*</w:t>
             </w:r>
@@ -8121,7 +8121,7 @@
                 <w:b w:val="0"/>
                 <w:i w:val="0"/>
                 <w:color w:val="000000"/>
-                <w:sz w:val="20"/>
+                <w:sz w:val="21"/>
               </w:rPr>
               <w:t xml:space="preserve">  Extension contact in 12 mos (Yes)</w:t>
             </w:r>
@@ -8149,7 +8149,7 @@
                 <w:b w:val="0"/>
                 <w:i w:val="0"/>
                 <w:color w:val="000000"/>
-                <w:sz w:val="20"/>
+                <w:sz w:val="21"/>
               </w:rPr>
               <w:t>0 (0.0%)</w:t>
             </w:r>
@@ -8177,7 +8177,7 @@
                 <w:b w:val="0"/>
                 <w:i w:val="0"/>
                 <w:color w:val="000000"/>
-                <w:sz w:val="20"/>
+                <w:sz w:val="21"/>
               </w:rPr>
               <w:t>21 (44.7%)</w:t>
             </w:r>
@@ -8205,7 +8205,7 @@
                 <w:b w:val="0"/>
                 <w:i w:val="0"/>
                 <w:color w:val="000000"/>
-                <w:sz w:val="20"/>
+                <w:sz w:val="21"/>
               </w:rPr>
               <w:t>21 (35.0%)</w:t>
             </w:r>
@@ -8233,7 +8233,7 @@
                 <w:b w:val="0"/>
                 <w:i w:val="0"/>
                 <w:color w:val="000000"/>
-                <w:sz w:val="20"/>
+                <w:sz w:val="21"/>
               </w:rPr>
               <w:t>Fisher's exact test</w:t>
             </w:r>
@@ -8261,7 +8261,7 @@
                 <w:b w:val="0"/>
                 <w:i w:val="0"/>
                 <w:color w:val="000000"/>
-                <w:sz w:val="20"/>
+                <w:sz w:val="21"/>
               </w:rPr>
               <w:t>0.002*</w:t>
             </w:r>
@@ -8291,7 +8291,7 @@
                 <w:b w:val="0"/>
                 <w:i w:val="0"/>
                 <w:color w:val="000000"/>
-                <w:sz w:val="20"/>
+                <w:sz w:val="21"/>
               </w:rPr>
               <w:t xml:space="preserve">  Improved yam varieties (Yes)</w:t>
             </w:r>
@@ -8319,7 +8319,7 @@
                 <w:b w:val="0"/>
                 <w:i w:val="0"/>
                 <w:color w:val="000000"/>
-                <w:sz w:val="20"/>
+                <w:sz w:val="21"/>
               </w:rPr>
               <w:t>0 (0.0%)</w:t>
             </w:r>
@@ -8347,7 +8347,7 @@
                 <w:b w:val="0"/>
                 <w:i w:val="0"/>
                 <w:color w:val="000000"/>
-                <w:sz w:val="20"/>
+                <w:sz w:val="21"/>
               </w:rPr>
               <w:t>2 (4.3%)</w:t>
             </w:r>
@@ -8375,7 +8375,7 @@
                 <w:b w:val="0"/>
                 <w:i w:val="0"/>
                 <w:color w:val="000000"/>
-                <w:sz w:val="20"/>
+                <w:sz w:val="21"/>
               </w:rPr>
               <w:t>2 (3.3%)</w:t>
             </w:r>
@@ -8403,7 +8403,7 @@
                 <w:b w:val="0"/>
                 <w:i w:val="0"/>
                 <w:color w:val="000000"/>
-                <w:sz w:val="20"/>
+                <w:sz w:val="21"/>
               </w:rPr>
               <w:t>Fisher's exact test</w:t>
             </w:r>
@@ -8431,7 +8431,7 @@
                 <w:b w:val="0"/>
                 <w:i w:val="0"/>
                 <w:color w:val="000000"/>
-                <w:sz w:val="20"/>
+                <w:sz w:val="21"/>
               </w:rPr>
               <w:t>1.000</w:t>
             </w:r>
@@ -8461,7 +8461,7 @@
                 <w:b w:val="0"/>
                 <w:i w:val="0"/>
                 <w:color w:val="000000"/>
-                <w:sz w:val="20"/>
+                <w:sz w:val="21"/>
               </w:rPr>
               <w:t xml:space="preserve">  Fertilizer / manure use (Yes)</w:t>
             </w:r>
@@ -8489,7 +8489,7 @@
                 <w:b w:val="0"/>
                 <w:i w:val="0"/>
                 <w:color w:val="000000"/>
-                <w:sz w:val="20"/>
+                <w:sz w:val="21"/>
               </w:rPr>
               <w:t>9 (69.2%)</w:t>
             </w:r>
@@ -8517,7 +8517,7 @@
                 <w:b w:val="0"/>
                 <w:i w:val="0"/>
                 <w:color w:val="000000"/>
-                <w:sz w:val="20"/>
+                <w:sz w:val="21"/>
               </w:rPr>
               <w:t>39 (83.0%)</w:t>
             </w:r>
@@ -8545,7 +8545,7 @@
                 <w:b w:val="0"/>
                 <w:i w:val="0"/>
                 <w:color w:val="000000"/>
-                <w:sz w:val="20"/>
+                <w:sz w:val="21"/>
               </w:rPr>
               <w:t>48 (80.0%)</w:t>
             </w:r>
@@ -8573,7 +8573,7 @@
                 <w:b w:val="0"/>
                 <w:i w:val="0"/>
                 <w:color w:val="000000"/>
-                <w:sz w:val="20"/>
+                <w:sz w:val="21"/>
               </w:rPr>
               <w:t>Pearson Chi2(1) = 0.497</w:t>
             </w:r>
@@ -8601,7 +8601,7 @@
                 <w:b w:val="0"/>
                 <w:i w:val="0"/>
                 <w:color w:val="000000"/>
-                <w:sz w:val="20"/>
+                <w:sz w:val="21"/>
               </w:rPr>
               <w:t>0.481</w:t>
             </w:r>
@@ -8631,7 +8631,7 @@
                 <w:b w:val="0"/>
                 <w:i w:val="0"/>
                 <w:color w:val="000000"/>
-                <w:sz w:val="20"/>
+                <w:sz w:val="21"/>
               </w:rPr>
               <w:t xml:space="preserve">  Modern tools / tech (Yes)</w:t>
             </w:r>
@@ -8659,7 +8659,7 @@
                 <w:b w:val="0"/>
                 <w:i w:val="0"/>
                 <w:color w:val="000000"/>
-                <w:sz w:val="20"/>
+                <w:sz w:val="21"/>
               </w:rPr>
               <w:t>0 (0.0%)</w:t>
             </w:r>
@@ -8687,7 +8687,7 @@
                 <w:b w:val="0"/>
                 <w:i w:val="0"/>
                 <w:color w:val="000000"/>
-                <w:sz w:val="20"/>
+                <w:sz w:val="21"/>
               </w:rPr>
               <w:t>6 (12.8%)</w:t>
             </w:r>
@@ -8715,7 +8715,7 @@
                 <w:b w:val="0"/>
                 <w:i w:val="0"/>
                 <w:color w:val="000000"/>
-                <w:sz w:val="20"/>
+                <w:sz w:val="21"/>
               </w:rPr>
               <w:t>6 (10.0%)</w:t>
             </w:r>
@@ -8743,7 +8743,7 @@
                 <w:b w:val="0"/>
                 <w:i w:val="0"/>
                 <w:color w:val="000000"/>
-                <w:sz w:val="20"/>
+                <w:sz w:val="21"/>
               </w:rPr>
               <w:t>Fisher's exact test</w:t>
             </w:r>
@@ -8771,7 +8771,7 @@
                 <w:b w:val="0"/>
                 <w:i w:val="0"/>
                 <w:color w:val="000000"/>
-                <w:sz w:val="20"/>
+                <w:sz w:val="21"/>
               </w:rPr>
               <w:t>0.324</w:t>
             </w:r>
@@ -8801,7 +8801,7 @@
                 <w:b w:val="0"/>
                 <w:i w:val="0"/>
                 <w:color w:val="000000"/>
-                <w:sz w:val="20"/>
+                <w:sz w:val="21"/>
               </w:rPr>
               <w:t xml:space="preserve">  Cooperative membership (Yes)</w:t>
             </w:r>
@@ -8829,7 +8829,7 @@
                 <w:b w:val="0"/>
                 <w:i w:val="0"/>
                 <w:color w:val="000000"/>
-                <w:sz w:val="20"/>
+                <w:sz w:val="21"/>
               </w:rPr>
               <w:t>10 (76.9%)</w:t>
             </w:r>
@@ -8857,7 +8857,7 @@
                 <w:b w:val="0"/>
                 <w:i w:val="0"/>
                 <w:color w:val="000000"/>
-                <w:sz w:val="20"/>
+                <w:sz w:val="21"/>
               </w:rPr>
               <w:t>39 (83.0%)</w:t>
             </w:r>
@@ -8885,7 +8885,7 @@
                 <w:b w:val="0"/>
                 <w:i w:val="0"/>
                 <w:color w:val="000000"/>
-                <w:sz w:val="20"/>
+                <w:sz w:val="21"/>
               </w:rPr>
               <w:t>49 (81.7%)</w:t>
             </w:r>
@@ -8913,7 +8913,7 @@
                 <w:b w:val="0"/>
                 <w:i w:val="0"/>
                 <w:color w:val="000000"/>
-                <w:sz w:val="20"/>
+                <w:sz w:val="21"/>
               </w:rPr>
               <w:t>Pearson Chi2(1) = 0.009</w:t>
             </w:r>
@@ -8941,7 +8941,7 @@
                 <w:b w:val="0"/>
                 <w:i w:val="0"/>
                 <w:color w:val="000000"/>
-                <w:sz w:val="20"/>
+                <w:sz w:val="21"/>
               </w:rPr>
               <w:t>0.925</w:t>
             </w:r>
@@ -8951,15 +8951,15 @@
     </w:tbl>
     <w:p>
       <w:pPr>
-        <w:spacing w:before="40" w:after="200" w:line="276" w:lineRule="auto"/>
-        <w:jc w:val="left"/>
+        <w:spacing w:before="60" w:after="200" w:line="276" w:lineRule="auto"/>
+        <w:jc w:val="both"/>
       </w:pPr>
       <w:r>
         <w:rPr>
           <w:rFonts w:ascii="Times New Roman" w:hAnsi="Times New Roman"/>
           <w:i/>
           <w:color w:val="000000"/>
-          <w:sz w:val="19"/>
+          <w:sz w:val="21"/>
         </w:rPr>
         <w:t>Source: Field Survey Data Analysis, 2026. * Significant at p &lt; 0.05.</w:t>
         <w:br/>
@@ -8992,7 +8992,7 @@
           <w:b w:val="0"/>
           <w:i w:val="0"/>
           <w:color w:val="000000"/>
-          <w:sz w:val="22"/>
+          <w:sz w:val="24"/>
         </w:rPr>
         <w:t>This appendix presents the logistic regression outputs evaluating factors associated with household poverty status (1 = Poor, 0 = Non-poor). Section 4.1 documents the exploratory assessment of the candidate predictor set and discusses model diagnostics, while Section 4.2 presents the final parsimonious multivariable logistic regression model.</w:t>
       </w:r>
@@ -9023,7 +9023,7 @@
           <w:b w:val="0"/>
           <w:i w:val="0"/>
           <w:color w:val="000000"/>
-          <w:sz w:val="22"/>
+          <w:sz w:val="24"/>
         </w:rPr>
         <w:t>Prior to finalizing the empirical specification, candidate predictors were evaluated for events-per-variable (EPV) suitability and cell sparsity. In a sample of N = 60 with 13 events of interest (poor households), fitting an unconstrained 9-variable multivariable model yields an EPV ratio of 1.44 (substantially below the standard econometric rule-of-thumb of 10–15 EPV). Furthermore, three institutional/technology covariates exhibited zero-cell frequencies among the poor (0 of 13 poor had extension contact, 0 of 13 used improved varieties, and 0 of 13 used modern tools), creating quasi-complete separation, infinite standard errors, and unstable odds ratios in unpenalized maximum likelihood estimation. Consequently, the final model was restricted to two defensible predictors: total farm size and access to credit.</w:t>
       </w:r>
@@ -9054,7 +9054,7 @@
           <w:b w:val="0"/>
           <w:i w:val="0"/>
           <w:color w:val="000000"/>
-          <w:sz w:val="22"/>
+          <w:sz w:val="24"/>
         </w:rPr>
         <w:t>The tables below present the software-style statistical output for the final parsimonious logistic regression model.</w:t>
       </w:r>
@@ -9068,7 +9068,7 @@
         <w:rPr>
           <w:rFonts w:ascii="Courier New" w:hAnsi="Courier New"/>
           <w:color w:val="000000"/>
-          <w:sz w:val="19"/>
+          <w:sz w:val="20"/>
         </w:rPr>
         <w:t>Logistic regression                               Number of obs   =         60</w:t>
       </w:r>
@@ -9082,7 +9082,7 @@
         <w:rPr>
           <w:rFonts w:ascii="Courier New" w:hAnsi="Courier New"/>
           <w:color w:val="000000"/>
-          <w:sz w:val="19"/>
+          <w:sz w:val="20"/>
         </w:rPr>
         <w:t xml:space="preserve">                                                  LR chi2(2)      =      13.86</w:t>
       </w:r>
@@ -9096,7 +9096,7 @@
         <w:rPr>
           <w:rFonts w:ascii="Courier New" w:hAnsi="Courier New"/>
           <w:color w:val="000000"/>
-          <w:sz w:val="19"/>
+          <w:sz w:val="20"/>
         </w:rPr>
         <w:t xml:space="preserve">                                                  Prob &gt; chi2     =     0.0010</w:t>
       </w:r>
@@ -9110,14 +9110,14 @@
         <w:rPr>
           <w:rFonts w:ascii="Courier New" w:hAnsi="Courier New"/>
           <w:color w:val="000000"/>
-          <w:sz w:val="19"/>
+          <w:sz w:val="20"/>
         </w:rPr>
         <w:t>Log likelihood = -24.71887                        Pseudo R2 (Nag) =     0.3181</w:t>
       </w:r>
     </w:p>
     <w:p>
       <w:pPr>
-        <w:spacing w:before="200" w:after="60" w:line="276" w:lineRule="auto"/>
+        <w:spacing w:before="240" w:after="60" w:line="276" w:lineRule="auto"/>
         <w:jc w:val="left"/>
       </w:pPr>
       <w:r>
@@ -9125,7 +9125,7 @@
           <w:rFonts w:ascii="Times New Roman" w:hAnsi="Times New Roman"/>
           <w:b/>
           <w:color w:val="000000"/>
-          <w:sz w:val="22"/>
+          <w:sz w:val="24"/>
         </w:rPr>
         <w:t>Table A4.1: Logistic Regression Parameter Estimates (Log-Odds Coefficients)</w:t>
       </w:r>
@@ -9178,7 +9178,7 @@
                 <w:b/>
                 <w:i w:val="0"/>
                 <w:color w:val="000000"/>
-                <w:sz w:val="20"/>
+                <w:sz w:val="21"/>
               </w:rPr>
               <w:t>Poverty Status</w:t>
             </w:r>
@@ -9209,7 +9209,7 @@
                 <w:b/>
                 <w:i w:val="0"/>
                 <w:color w:val="000000"/>
-                <w:sz w:val="20"/>
+                <w:sz w:val="21"/>
               </w:rPr>
               <w:t>Coef.</w:t>
             </w:r>
@@ -9240,7 +9240,7 @@
                 <w:b/>
                 <w:i w:val="0"/>
                 <w:color w:val="000000"/>
-                <w:sz w:val="20"/>
+                <w:sz w:val="21"/>
               </w:rPr>
               <w:t>Std. Err.</w:t>
             </w:r>
@@ -9271,7 +9271,7 @@
                 <w:b/>
                 <w:i w:val="0"/>
                 <w:color w:val="000000"/>
-                <w:sz w:val="20"/>
+                <w:sz w:val="21"/>
               </w:rPr>
               <w:t>z</w:t>
             </w:r>
@@ -9302,7 +9302,7 @@
                 <w:b/>
                 <w:i w:val="0"/>
                 <w:color w:val="000000"/>
-                <w:sz w:val="20"/>
+                <w:sz w:val="21"/>
               </w:rPr>
               <w:t>P&gt;|z|</w:t>
             </w:r>
@@ -9333,7 +9333,7 @@
                 <w:b/>
                 <w:i w:val="0"/>
                 <w:color w:val="000000"/>
-                <w:sz w:val="20"/>
+                <w:sz w:val="21"/>
               </w:rPr>
               <w:t>[95% Conf. Interval]</w:t>
             </w:r>
@@ -9363,7 +9363,7 @@
                 <w:b w:val="0"/>
                 <w:i w:val="0"/>
                 <w:color w:val="000000"/>
-                <w:sz w:val="20"/>
+                <w:sz w:val="21"/>
               </w:rPr>
               <w:t>Total farm size (ha)</w:t>
             </w:r>
@@ -9391,7 +9391,7 @@
                 <w:b w:val="0"/>
                 <w:i w:val="0"/>
                 <w:color w:val="000000"/>
-                <w:sz w:val="20"/>
+                <w:sz w:val="21"/>
               </w:rPr>
               <w:t>-0.4300</w:t>
             </w:r>
@@ -9419,7 +9419,7 @@
                 <w:b w:val="0"/>
                 <w:i w:val="0"/>
                 <w:color w:val="000000"/>
-                <w:sz w:val="20"/>
+                <w:sz w:val="21"/>
               </w:rPr>
               <w:t>0.8149</w:t>
             </w:r>
@@ -9447,7 +9447,7 @@
                 <w:b w:val="0"/>
                 <w:i w:val="0"/>
                 <w:color w:val="000000"/>
-                <w:sz w:val="20"/>
+                <w:sz w:val="21"/>
               </w:rPr>
               <w:t>-0.53</w:t>
             </w:r>
@@ -9475,7 +9475,7 @@
                 <w:b w:val="0"/>
                 <w:i w:val="0"/>
                 <w:color w:val="000000"/>
-                <w:sz w:val="20"/>
+                <w:sz w:val="21"/>
               </w:rPr>
               <w:t>0.598</w:t>
             </w:r>
@@ -9503,7 +9503,7 @@
                 <w:b w:val="0"/>
                 <w:i w:val="0"/>
                 <w:color w:val="000000"/>
-                <w:sz w:val="20"/>
+                <w:sz w:val="21"/>
               </w:rPr>
               <w:t>[-2.0272,  1.1672]</w:t>
             </w:r>
@@ -9533,7 +9533,7 @@
                 <w:b w:val="0"/>
                 <w:i w:val="0"/>
                 <w:color w:val="000000"/>
-                <w:sz w:val="20"/>
+                <w:sz w:val="21"/>
               </w:rPr>
               <w:t>Access to credit (Yes = 1)</w:t>
             </w:r>
@@ -9561,7 +9561,7 @@
                 <w:b w:val="0"/>
                 <w:i w:val="0"/>
                 <w:color w:val="000000"/>
-                <w:sz w:val="20"/>
+                <w:sz w:val="21"/>
               </w:rPr>
               <w:t>-2.5983</w:t>
             </w:r>
@@ -9589,7 +9589,7 @@
                 <w:b w:val="0"/>
                 <w:i w:val="0"/>
                 <w:color w:val="000000"/>
-                <w:sz w:val="20"/>
+                <w:sz w:val="21"/>
               </w:rPr>
               <w:t>1.2450</w:t>
             </w:r>
@@ -9617,7 +9617,7 @@
                 <w:b w:val="0"/>
                 <w:i w:val="0"/>
                 <w:color w:val="000000"/>
-                <w:sz w:val="20"/>
+                <w:sz w:val="21"/>
               </w:rPr>
               <w:t>-2.09</w:t>
             </w:r>
@@ -9645,7 +9645,7 @@
                 <w:b w:val="0"/>
                 <w:i w:val="0"/>
                 <w:color w:val="000000"/>
-                <w:sz w:val="20"/>
+                <w:sz w:val="21"/>
               </w:rPr>
               <w:t>0.037*</w:t>
             </w:r>
@@ -9673,7 +9673,7 @@
                 <w:b w:val="0"/>
                 <w:i w:val="0"/>
                 <w:color w:val="000000"/>
-                <w:sz w:val="20"/>
+                <w:sz w:val="21"/>
               </w:rPr>
               <w:t>[-5.0384, -0.1582]</w:t>
             </w:r>
@@ -9703,7 +9703,7 @@
                 <w:b w:val="0"/>
                 <w:i w:val="0"/>
                 <w:color w:val="000000"/>
-                <w:sz w:val="20"/>
+                <w:sz w:val="21"/>
               </w:rPr>
               <w:t>_cons (Constant)</w:t>
             </w:r>
@@ -9731,7 +9731,7 @@
                 <w:b w:val="0"/>
                 <w:i w:val="0"/>
                 <w:color w:val="000000"/>
-                <w:sz w:val="20"/>
+                <w:sz w:val="21"/>
               </w:rPr>
               <w:t>0.4331</w:t>
             </w:r>
@@ -9759,7 +9759,7 @@
                 <w:b w:val="0"/>
                 <w:i w:val="0"/>
                 <w:color w:val="000000"/>
-                <w:sz w:val="20"/>
+                <w:sz w:val="21"/>
               </w:rPr>
               <w:t>1.6280</w:t>
             </w:r>
@@ -9787,7 +9787,7 @@
                 <w:b w:val="0"/>
                 <w:i w:val="0"/>
                 <w:color w:val="000000"/>
-                <w:sz w:val="20"/>
+                <w:sz w:val="21"/>
               </w:rPr>
               <w:t>0.27</w:t>
             </w:r>
@@ -9815,7 +9815,7 @@
                 <w:b w:val="0"/>
                 <w:i w:val="0"/>
                 <w:color w:val="000000"/>
-                <w:sz w:val="20"/>
+                <w:sz w:val="21"/>
               </w:rPr>
               <w:t>0.790</w:t>
             </w:r>
@@ -9843,7 +9843,7 @@
                 <w:b w:val="0"/>
                 <w:i w:val="0"/>
                 <w:color w:val="000000"/>
-                <w:sz w:val="20"/>
+                <w:sz w:val="21"/>
               </w:rPr>
               <w:t>[-2.7577,  3.6239]</w:t>
             </w:r>
@@ -9853,22 +9853,22 @@
     </w:tbl>
     <w:p>
       <w:pPr>
-        <w:spacing w:before="40" w:after="200" w:line="276" w:lineRule="auto"/>
-        <w:jc w:val="left"/>
+        <w:spacing w:before="60" w:after="200" w:line="276" w:lineRule="auto"/>
+        <w:jc w:val="both"/>
       </w:pPr>
       <w:r>
         <w:rPr>
           <w:rFonts w:ascii="Times New Roman" w:hAnsi="Times New Roman"/>
           <w:i/>
           <w:color w:val="000000"/>
-          <w:sz w:val="19"/>
+          <w:sz w:val="21"/>
         </w:rPr>
         <w:t>Source: Field Survey Data Analysis, 2026. * Statistically significant at p &lt; 0.05.</w:t>
       </w:r>
     </w:p>
     <w:p>
       <w:pPr>
-        <w:spacing w:before="200" w:after="60" w:line="276" w:lineRule="auto"/>
+        <w:spacing w:before="240" w:after="60" w:line="276" w:lineRule="auto"/>
         <w:jc w:val="left"/>
       </w:pPr>
       <w:r>
@@ -9876,7 +9876,7 @@
           <w:rFonts w:ascii="Times New Roman" w:hAnsi="Times New Roman"/>
           <w:b/>
           <w:color w:val="000000"/>
-          <w:sz w:val="22"/>
+          <w:sz w:val="24"/>
         </w:rPr>
         <w:t>Table A4.2: Logistic Regression Odds Ratio Estimates</w:t>
       </w:r>
@@ -9929,7 +9929,7 @@
                 <w:b/>
                 <w:i w:val="0"/>
                 <w:color w:val="000000"/>
-                <w:sz w:val="20"/>
+                <w:sz w:val="21"/>
               </w:rPr>
               <w:t>Poverty Status</w:t>
             </w:r>
@@ -9960,7 +9960,7 @@
                 <w:b/>
                 <w:i w:val="0"/>
                 <w:color w:val="000000"/>
-                <w:sz w:val="20"/>
+                <w:sz w:val="21"/>
               </w:rPr>
               <w:t>Odds Ratio</w:t>
             </w:r>
@@ -9991,7 +9991,7 @@
                 <w:b/>
                 <w:i w:val="0"/>
                 <w:color w:val="000000"/>
-                <w:sz w:val="20"/>
+                <w:sz w:val="21"/>
               </w:rPr>
               <w:t>Std. Err.</w:t>
             </w:r>
@@ -10022,7 +10022,7 @@
                 <w:b/>
                 <w:i w:val="0"/>
                 <w:color w:val="000000"/>
-                <w:sz w:val="20"/>
+                <w:sz w:val="21"/>
               </w:rPr>
               <w:t>z</w:t>
             </w:r>
@@ -10053,7 +10053,7 @@
                 <w:b/>
                 <w:i w:val="0"/>
                 <w:color w:val="000000"/>
-                <w:sz w:val="20"/>
+                <w:sz w:val="21"/>
               </w:rPr>
               <w:t>P&gt;|z|</w:t>
             </w:r>
@@ -10084,7 +10084,7 @@
                 <w:b/>
                 <w:i w:val="0"/>
                 <w:color w:val="000000"/>
-                <w:sz w:val="20"/>
+                <w:sz w:val="21"/>
               </w:rPr>
               <w:t>[95% Conf. Interval]</w:t>
             </w:r>
@@ -10114,7 +10114,7 @@
                 <w:b w:val="0"/>
                 <w:i w:val="0"/>
                 <w:color w:val="000000"/>
-                <w:sz w:val="20"/>
+                <w:sz w:val="21"/>
               </w:rPr>
               <w:t>Total farm size (ha)</w:t>
             </w:r>
@@ -10142,7 +10142,7 @@
                 <w:b w:val="0"/>
                 <w:i w:val="0"/>
                 <w:color w:val="000000"/>
-                <w:sz w:val="20"/>
+                <w:sz w:val="21"/>
               </w:rPr>
               <w:t>0.6505</w:t>
             </w:r>
@@ -10170,7 +10170,7 @@
                 <w:b w:val="0"/>
                 <w:i w:val="0"/>
                 <w:color w:val="000000"/>
-                <w:sz w:val="20"/>
+                <w:sz w:val="21"/>
               </w:rPr>
               <w:t>0.5301</w:t>
             </w:r>
@@ -10198,7 +10198,7 @@
                 <w:b w:val="0"/>
                 <w:i w:val="0"/>
                 <w:color w:val="000000"/>
-                <w:sz w:val="20"/>
+                <w:sz w:val="21"/>
               </w:rPr>
               <w:t>-0.53</w:t>
             </w:r>
@@ -10226,7 +10226,7 @@
                 <w:b w:val="0"/>
                 <w:i w:val="0"/>
                 <w:color w:val="000000"/>
-                <w:sz w:val="20"/>
+                <w:sz w:val="21"/>
               </w:rPr>
               <w:t>0.598</w:t>
             </w:r>
@@ -10254,7 +10254,7 @@
                 <w:b w:val="0"/>
                 <w:i w:val="0"/>
                 <w:color w:val="000000"/>
-                <w:sz w:val="20"/>
+                <w:sz w:val="21"/>
               </w:rPr>
               <w:t>[0.1317,  3.2130]</w:t>
             </w:r>
@@ -10284,7 +10284,7 @@
                 <w:b w:val="0"/>
                 <w:i w:val="0"/>
                 <w:color w:val="000000"/>
-                <w:sz w:val="20"/>
+                <w:sz w:val="21"/>
               </w:rPr>
               <w:t>Access to credit (Yes = 1)</w:t>
             </w:r>
@@ -10312,7 +10312,7 @@
                 <w:b w:val="0"/>
                 <w:i w:val="0"/>
                 <w:color w:val="000000"/>
-                <w:sz w:val="20"/>
+                <w:sz w:val="21"/>
               </w:rPr>
               <w:t>0.0744</w:t>
             </w:r>
@@ -10340,7 +10340,7 @@
                 <w:b w:val="0"/>
                 <w:i w:val="0"/>
                 <w:color w:val="000000"/>
-                <w:sz w:val="20"/>
+                <w:sz w:val="21"/>
               </w:rPr>
               <w:t>0.0926</w:t>
             </w:r>
@@ -10368,7 +10368,7 @@
                 <w:b w:val="0"/>
                 <w:i w:val="0"/>
                 <w:color w:val="000000"/>
-                <w:sz w:val="20"/>
+                <w:sz w:val="21"/>
               </w:rPr>
               <w:t>-2.09</w:t>
             </w:r>
@@ -10396,7 +10396,7 @@
                 <w:b w:val="0"/>
                 <w:i w:val="0"/>
                 <w:color w:val="000000"/>
-                <w:sz w:val="20"/>
+                <w:sz w:val="21"/>
               </w:rPr>
               <w:t>0.037*</w:t>
             </w:r>
@@ -10424,7 +10424,7 @@
                 <w:b w:val="0"/>
                 <w:i w:val="0"/>
                 <w:color w:val="000000"/>
-                <w:sz w:val="20"/>
+                <w:sz w:val="21"/>
               </w:rPr>
               <w:t>[0.0065,  0.8537]</w:t>
             </w:r>
@@ -10454,7 +10454,7 @@
                 <w:b w:val="0"/>
                 <w:i w:val="0"/>
                 <w:color w:val="000000"/>
-                <w:sz w:val="20"/>
+                <w:sz w:val="21"/>
               </w:rPr>
               <w:t>_cons (Constant)</w:t>
             </w:r>
@@ -10482,7 +10482,7 @@
                 <w:b w:val="0"/>
                 <w:i w:val="0"/>
                 <w:color w:val="000000"/>
-                <w:sz w:val="20"/>
+                <w:sz w:val="21"/>
               </w:rPr>
               <w:t>1.5420</w:t>
             </w:r>
@@ -10510,7 +10510,7 @@
                 <w:b w:val="0"/>
                 <w:i w:val="0"/>
                 <w:color w:val="000000"/>
-                <w:sz w:val="20"/>
+                <w:sz w:val="21"/>
               </w:rPr>
               <w:t>2.5104</w:t>
             </w:r>
@@ -10538,7 +10538,7 @@
                 <w:b w:val="0"/>
                 <w:i w:val="0"/>
                 <w:color w:val="000000"/>
-                <w:sz w:val="20"/>
+                <w:sz w:val="21"/>
               </w:rPr>
               <w:t>0.27</w:t>
             </w:r>
@@ -10566,7 +10566,7 @@
                 <w:b w:val="0"/>
                 <w:i w:val="0"/>
                 <w:color w:val="000000"/>
-                <w:sz w:val="20"/>
+                <w:sz w:val="21"/>
               </w:rPr>
               <w:t>0.790</w:t>
             </w:r>
@@ -10594,7 +10594,7 @@
                 <w:b w:val="0"/>
                 <w:i w:val="0"/>
                 <w:color w:val="000000"/>
-                <w:sz w:val="20"/>
+                <w:sz w:val="21"/>
               </w:rPr>
               <w:t>[0.0634, 37.4834]</w:t>
             </w:r>
@@ -10604,15 +10604,15 @@
     </w:tbl>
     <w:p>
       <w:pPr>
-        <w:spacing w:before="40" w:after="200" w:line="276" w:lineRule="auto"/>
-        <w:jc w:val="left"/>
+        <w:spacing w:before="60" w:after="200" w:line="276" w:lineRule="auto"/>
+        <w:jc w:val="both"/>
       </w:pPr>
       <w:r>
         <w:rPr>
           <w:rFonts w:ascii="Times New Roman" w:hAnsi="Times New Roman"/>
           <w:i/>
           <w:color w:val="000000"/>
-          <w:sz w:val="19"/>
+          <w:sz w:val="21"/>
         </w:rPr>
         <w:t>Source: Field Survey Data Analysis, 2026. * Statistically significant at p &lt; 0.05.</w:t>
       </w:r>
@@ -10643,7 +10643,7 @@
           <w:b w:val="0"/>
           <w:i w:val="0"/>
           <w:color w:val="000000"/>
-          <w:sz w:val="22"/>
+          <w:sz w:val="24"/>
         </w:rPr>
         <w:t>To verify that the small-sample event rate (13 poor events) did not induce small-sample bias in maximum likelihood estimation, a Firth penalized likelihood logistic regression sensitivity analysis was conducted. The Firth penalized estimate for access to credit yielded OR = 0.110 (95% CI: 0.014–0.891, p = 0.039), confirming the robustness and statistical significance of the protective association between credit access and household non-poor status.</w:t>
       </w:r>
@@ -10674,14 +10674,14 @@
           <w:b w:val="0"/>
           <w:i w:val="0"/>
           <w:color w:val="000000"/>
-          <w:sz w:val="22"/>
+          <w:sz w:val="24"/>
         </w:rPr>
         <w:t>Model goodness-of-fit and predictive discrimination were evaluated for the final parsimonious logistic regression model.</w:t>
       </w:r>
     </w:p>
     <w:p>
       <w:pPr>
-        <w:spacing w:before="200" w:after="60" w:line="276" w:lineRule="auto"/>
+        <w:spacing w:before="240" w:after="60" w:line="276" w:lineRule="auto"/>
         <w:jc w:val="left"/>
       </w:pPr>
       <w:r>
@@ -10689,7 +10689,7 @@
           <w:rFonts w:ascii="Times New Roman" w:hAnsi="Times New Roman"/>
           <w:b/>
           <w:color w:val="000000"/>
-          <w:sz w:val="22"/>
+          <w:sz w:val="24"/>
         </w:rPr>
         <w:t>Table A5.1: Model Diagnostics Summary</w:t>
       </w:r>
@@ -10739,7 +10739,7 @@
                 <w:b/>
                 <w:i w:val="0"/>
                 <w:color w:val="000000"/>
-                <w:sz w:val="20"/>
+                <w:sz w:val="21"/>
               </w:rPr>
               <w:t>Diagnostic Metric</w:t>
             </w:r>
@@ -10770,7 +10770,7 @@
                 <w:b/>
                 <w:i w:val="0"/>
                 <w:color w:val="000000"/>
-                <w:sz w:val="20"/>
+                <w:sz w:val="21"/>
               </w:rPr>
               <w:t>Computed Value</w:t>
             </w:r>
@@ -10801,7 +10801,7 @@
                 <w:b/>
                 <w:i w:val="0"/>
                 <w:color w:val="000000"/>
-                <w:sz w:val="20"/>
+                <w:sz w:val="21"/>
               </w:rPr>
               <w:t>Statistical Interpretation</w:t>
             </w:r>
@@ -10831,7 +10831,7 @@
                 <w:b w:val="0"/>
                 <w:i w:val="0"/>
                 <w:color w:val="000000"/>
-                <w:sz w:val="20"/>
+                <w:sz w:val="21"/>
               </w:rPr>
               <w:t>Likelihood Ratio Chi-Square (LR χ²)</w:t>
             </w:r>
@@ -10859,7 +10859,7 @@
                 <w:b w:val="0"/>
                 <w:i w:val="0"/>
                 <w:color w:val="000000"/>
-                <w:sz w:val="20"/>
+                <w:sz w:val="21"/>
               </w:rPr>
               <w:t>13.861 (df = 2)</w:t>
             </w:r>
@@ -10887,7 +10887,7 @@
                 <w:b w:val="0"/>
                 <w:i w:val="0"/>
                 <w:color w:val="000000"/>
-                <w:sz w:val="20"/>
+                <w:sz w:val="21"/>
               </w:rPr>
               <w:t>Model statistically significant over null (p = 0.000978)</w:t>
             </w:r>
@@ -10917,7 +10917,7 @@
                 <w:b w:val="0"/>
                 <w:i w:val="0"/>
                 <w:color w:val="000000"/>
-                <w:sz w:val="20"/>
+                <w:sz w:val="21"/>
               </w:rPr>
               <w:t>Nagelkerke Pseudo-R²</w:t>
             </w:r>
@@ -10945,7 +10945,7 @@
                 <w:b w:val="0"/>
                 <w:i w:val="0"/>
                 <w:color w:val="000000"/>
-                <w:sz w:val="20"/>
+                <w:sz w:val="21"/>
               </w:rPr>
               <w:t>0.3181</w:t>
             </w:r>
@@ -10973,7 +10973,7 @@
                 <w:b w:val="0"/>
                 <w:i w:val="0"/>
                 <w:color w:val="000000"/>
-                <w:sz w:val="20"/>
+                <w:sz w:val="21"/>
               </w:rPr>
               <w:t>Nagelkerke R² = 0.3181, indicating the model’s relative explanatory performance based on the Nagelkerke pseudo-R² measure.</w:t>
             </w:r>
@@ -11003,7 +11003,7 @@
                 <w:b w:val="0"/>
                 <w:i w:val="0"/>
                 <w:color w:val="000000"/>
-                <w:sz w:val="20"/>
+                <w:sz w:val="21"/>
               </w:rPr>
               <w:t>Cox &amp; Snell Pseudo-R²</w:t>
             </w:r>
@@ -11031,7 +11031,7 @@
                 <w:b w:val="0"/>
                 <w:i w:val="0"/>
                 <w:color w:val="000000"/>
-                <w:sz w:val="20"/>
+                <w:sz w:val="21"/>
               </w:rPr>
               <w:t>0.2063</w:t>
             </w:r>
@@ -11059,7 +11059,7 @@
                 <w:b w:val="0"/>
                 <w:i w:val="0"/>
                 <w:color w:val="000000"/>
-                <w:sz w:val="20"/>
+                <w:sz w:val="21"/>
               </w:rPr>
               <w:t>Generalized coefficient of determination</w:t>
             </w:r>
@@ -11089,7 +11089,7 @@
                 <w:b w:val="0"/>
                 <w:i w:val="0"/>
                 <w:color w:val="000000"/>
-                <w:sz w:val="20"/>
+                <w:sz w:val="21"/>
               </w:rPr>
               <w:t>Log-Likelihood (Fitted Model)</w:t>
             </w:r>
@@ -11117,7 +11117,7 @@
                 <w:b w:val="0"/>
                 <w:i w:val="0"/>
                 <w:color w:val="000000"/>
-                <w:sz w:val="20"/>
+                <w:sz w:val="21"/>
               </w:rPr>
               <w:t>-24.719</w:t>
             </w:r>
@@ -11145,7 +11145,7 @@
                 <w:b w:val="0"/>
                 <w:i w:val="0"/>
                 <w:color w:val="000000"/>
-                <w:sz w:val="20"/>
+                <w:sz w:val="21"/>
               </w:rPr>
               <w:t>Log-likelihood value at convergence</w:t>
             </w:r>
@@ -11175,7 +11175,7 @@
                 <w:b w:val="0"/>
                 <w:i w:val="0"/>
                 <w:color w:val="000000"/>
-                <w:sz w:val="20"/>
+                <w:sz w:val="21"/>
               </w:rPr>
               <w:t>Log-Likelihood (Null Intercept Model)</w:t>
             </w:r>
@@ -11203,7 +11203,7 @@
                 <w:b w:val="0"/>
                 <w:i w:val="0"/>
                 <w:color w:val="000000"/>
-                <w:sz w:val="20"/>
+                <w:sz w:val="21"/>
               </w:rPr>
               <w:t>-31.650</w:t>
             </w:r>
@@ -11231,7 +11231,7 @@
                 <w:b w:val="0"/>
                 <w:i w:val="0"/>
                 <w:color w:val="000000"/>
-                <w:sz w:val="20"/>
+                <w:sz w:val="21"/>
               </w:rPr>
               <w:t>Log-likelihood of intercept-only baseline model</w:t>
             </w:r>
@@ -11261,7 +11261,7 @@
                 <w:b w:val="0"/>
                 <w:i w:val="0"/>
                 <w:color w:val="000000"/>
-                <w:sz w:val="20"/>
+                <w:sz w:val="21"/>
               </w:rPr>
               <w:t>Akaike Information Criterion (AIC)</w:t>
             </w:r>
@@ -11289,7 +11289,7 @@
                 <w:b w:val="0"/>
                 <w:i w:val="0"/>
                 <w:color w:val="000000"/>
-                <w:sz w:val="20"/>
+                <w:sz w:val="21"/>
               </w:rPr>
               <w:t>55.438</w:t>
             </w:r>
@@ -11317,7 +11317,7 @@
                 <w:b w:val="0"/>
                 <w:i w:val="0"/>
                 <w:color w:val="000000"/>
-                <w:sz w:val="20"/>
+                <w:sz w:val="21"/>
               </w:rPr>
               <w:t>Information criteria for model selection</w:t>
             </w:r>
@@ -11327,22 +11327,22 @@
     </w:tbl>
     <w:p>
       <w:pPr>
-        <w:spacing w:before="40" w:after="200" w:line="276" w:lineRule="auto"/>
-        <w:jc w:val="left"/>
+        <w:spacing w:before="60" w:after="200" w:line="276" w:lineRule="auto"/>
+        <w:jc w:val="both"/>
       </w:pPr>
       <w:r>
         <w:rPr>
           <w:rFonts w:ascii="Times New Roman" w:hAnsi="Times New Roman"/>
           <w:i/>
           <w:color w:val="000000"/>
-          <w:sz w:val="19"/>
+          <w:sz w:val="21"/>
         </w:rPr>
         <w:t>Source: Field Survey Data Analysis, 2026.</w:t>
       </w:r>
     </w:p>
     <w:p>
       <w:pPr>
-        <w:spacing w:before="200" w:after="60" w:line="276" w:lineRule="auto"/>
+        <w:spacing w:before="240" w:after="60" w:line="276" w:lineRule="auto"/>
         <w:jc w:val="left"/>
       </w:pPr>
       <w:r>
@@ -11350,7 +11350,7 @@
           <w:rFonts w:ascii="Times New Roman" w:hAnsi="Times New Roman"/>
           <w:b/>
           <w:color w:val="000000"/>
-          <w:sz w:val="22"/>
+          <w:sz w:val="24"/>
         </w:rPr>
         <w:t>Table A5.2: Classification Matrix at Decision Cutoff Probability = 0.25</w:t>
       </w:r>
@@ -11401,7 +11401,7 @@
                 <w:b/>
                 <w:i w:val="0"/>
                 <w:color w:val="000000"/>
-                <w:sz w:val="20"/>
+                <w:sz w:val="21"/>
               </w:rPr>
               <w:t>Observed Status</w:t>
             </w:r>
@@ -11432,7 +11432,7 @@
                 <w:b/>
                 <w:i w:val="0"/>
                 <w:color w:val="000000"/>
-                <w:sz w:val="20"/>
+                <w:sz w:val="21"/>
               </w:rPr>
               <w:t>Predicted Non-Poor</w:t>
             </w:r>
@@ -11463,7 +11463,7 @@
                 <w:b/>
                 <w:i w:val="0"/>
                 <w:color w:val="000000"/>
-                <w:sz w:val="20"/>
+                <w:sz w:val="21"/>
               </w:rPr>
               <w:t>Predicted Poor</w:t>
             </w:r>
@@ -11494,7 +11494,7 @@
                 <w:b/>
                 <w:i w:val="0"/>
                 <w:color w:val="000000"/>
-                <w:sz w:val="20"/>
+                <w:sz w:val="21"/>
               </w:rPr>
               <w:t>Class Accuracy (%)</w:t>
             </w:r>
@@ -11524,7 +11524,7 @@
                 <w:b w:val="0"/>
                 <w:i w:val="0"/>
                 <w:color w:val="000000"/>
-                <w:sz w:val="20"/>
+                <w:sz w:val="21"/>
               </w:rPr>
               <w:t>Observed Non-Poor (n = 47)</w:t>
             </w:r>
@@ -11552,7 +11552,7 @@
                 <w:b w:val="0"/>
                 <w:i w:val="0"/>
                 <w:color w:val="000000"/>
-                <w:sz w:val="20"/>
+                <w:sz w:val="21"/>
               </w:rPr>
               <w:t>37 (True Negatives)</w:t>
             </w:r>
@@ -11580,7 +11580,7 @@
                 <w:b w:val="0"/>
                 <w:i w:val="0"/>
                 <w:color w:val="000000"/>
-                <w:sz w:val="20"/>
+                <w:sz w:val="21"/>
               </w:rPr>
               <w:t>10 (False Positives)</w:t>
             </w:r>
@@ -11608,7 +11608,7 @@
                 <w:b w:val="0"/>
                 <w:i w:val="0"/>
                 <w:color w:val="000000"/>
-                <w:sz w:val="20"/>
+                <w:sz w:val="21"/>
               </w:rPr>
               <w:t>Specificity = 78.72%</w:t>
             </w:r>
@@ -11638,7 +11638,7 @@
                 <w:b w:val="0"/>
                 <w:i w:val="0"/>
                 <w:color w:val="000000"/>
-                <w:sz w:val="20"/>
+                <w:sz w:val="21"/>
               </w:rPr>
               <w:t>Observed Poor (n = 13)</w:t>
             </w:r>
@@ -11666,7 +11666,7 @@
                 <w:b w:val="0"/>
                 <w:i w:val="0"/>
                 <w:color w:val="000000"/>
-                <w:sz w:val="20"/>
+                <w:sz w:val="21"/>
               </w:rPr>
               <w:t>5 (False Negatives)</w:t>
             </w:r>
@@ -11694,7 +11694,7 @@
                 <w:b w:val="0"/>
                 <w:i w:val="0"/>
                 <w:color w:val="000000"/>
-                <w:sz w:val="20"/>
+                <w:sz w:val="21"/>
               </w:rPr>
               <w:t>8 (True Positives)</w:t>
             </w:r>
@@ -11722,7 +11722,7 @@
                 <w:b w:val="0"/>
                 <w:i w:val="0"/>
                 <w:color w:val="000000"/>
-                <w:sz w:val="20"/>
+                <w:sz w:val="21"/>
               </w:rPr>
               <w:t>Sensitivity = 61.54%</w:t>
             </w:r>
@@ -11752,7 +11752,7 @@
                 <w:b w:val="0"/>
                 <w:i w:val="0"/>
                 <w:color w:val="000000"/>
-                <w:sz w:val="20"/>
+                <w:sz w:val="21"/>
               </w:rPr>
               <w:t>Total (N = 60)</w:t>
             </w:r>
@@ -11780,7 +11780,7 @@
                 <w:b w:val="0"/>
                 <w:i w:val="0"/>
                 <w:color w:val="000000"/>
-                <w:sz w:val="20"/>
+                <w:sz w:val="21"/>
               </w:rPr>
               <w:t>42</w:t>
             </w:r>
@@ -11808,7 +11808,7 @@
                 <w:b w:val="0"/>
                 <w:i w:val="0"/>
                 <w:color w:val="000000"/>
-                <w:sz w:val="20"/>
+                <w:sz w:val="21"/>
               </w:rPr>
               <w:t>18</w:t>
             </w:r>
@@ -11836,7 +11836,7 @@
                 <w:b w:val="0"/>
                 <w:i w:val="0"/>
                 <w:color w:val="000000"/>
-                <w:sz w:val="20"/>
+                <w:sz w:val="21"/>
               </w:rPr>
               <w:t>Overall Accuracy = 75.00%</w:t>
             </w:r>
@@ -11846,15 +11846,15 @@
     </w:tbl>
     <w:p>
       <w:pPr>
-        <w:spacing w:before="40" w:after="200" w:line="276" w:lineRule="auto"/>
-        <w:jc w:val="left"/>
+        <w:spacing w:before="60" w:after="200" w:line="276" w:lineRule="auto"/>
+        <w:jc w:val="both"/>
       </w:pPr>
       <w:r>
         <w:rPr>
           <w:rFonts w:ascii="Times New Roman" w:hAnsi="Times New Roman"/>
           <w:i/>
           <w:color w:val="000000"/>
-          <w:sz w:val="19"/>
+          <w:sz w:val="21"/>
         </w:rPr>
         <w:t>Source: Field Survey Data Analysis, 2026. Balanced Accuracy = (Sensitivity + Specificity) / 2 = 70.13%. Decision threshold calibrated to sample base rate (~0.217).</w:t>
       </w:r>
@@ -11900,7 +11900,7 @@
           <w:b w:val="0"/>
           <w:i w:val="0"/>
           <w:color w:val="000000"/>
-          <w:sz w:val="22"/>
+          <w:sz w:val="24"/>
         </w:rPr>
         <w:t>Poverty status was determined following the relative poverty line methodology. Per-Capita Monthly Household Expenditure (PCHE) was computed as total reported monthly expenditure divided by household size. The relative poverty threshold (z) was set at exactly two-thirds (2/3) of the sample mean PCHE: z = (2/3) × ₦20,289.03 = ₦13,526.02 per person per month. Households with PCHE &lt; ₦13,526.02 were categorized as poor (n = 13, 21.67%), and those with PCHE ≥ ₦13,526.02 were categorized as non-poor (n = 47, 78.33%).</w:t>
       </w:r>
@@ -11931,9 +11931,9 @@
           <w:b w:val="0"/>
           <w:i w:val="0"/>
           <w:color w:val="000000"/>
-          <w:sz w:val="22"/>
+          <w:sz w:val="24"/>
         </w:rPr>
-        <w:t>The Foster-Greer-Thorbecke indices P_α = (1/N) * Σ [(z - y_i)/z]^α * I(y_i &lt; z) were estimated for α = 0 (headcount), α = 1 (poverty gap), and α = 2 (squared poverty gap). Standard errors (STE) were calculated using the sample survey variance estimator of individual normalized poverty weights w_i = [(z - y_i)/z]^α * I(y_i &lt; z): STE(P_α) = s_w / sqrt(n), where s_w = sqrt[ Σ (w_i - P_α)^2 / (n - 1) ]. The 95% confidence intervals were constructed as [P_α - 1.96*STE, P_α + 1.96*STE], bounded below by 0.0000. This analytical formulation is conceptually and mathematically identical to the linearization sample variance estimator employed in Stata survey poverty routines.</w:t>
+        <w:t>The Foster-Greer-Thorbecke (1984) poverty indices P_α = (1/n) * Σ w_i were estimated for α = 0 (headcount ratio), α = 1 (poverty gap index), and α = 2 (poverty severity index), where w_i = [(z - y_i)/z]^α * I(y_i &lt; z) represents the individual normalized poverty shortfall weight for household i at poverty line z = ₦13,526.02. Standard errors (STE) are computed directly from the respondent-level observations using the sample standard error of the mean: STE(P_α) = s_w / sqrt(n), where s_w = sqrt[ Σ (w_i - P_α)^2 / (n - 1) ]. The 95% confidence intervals are constructed using asymptotic normal bounds as [max(0.0000, P_α - 1.96 * STE), P_α + 1.96 * STE]. For simple random samples with a predetermined poverty line, this analytical formulation is mathematically equivalent to the Taylor linearization survey variance estimator implemented in standard econometric poverty routines.</w:t>
       </w:r>
     </w:p>
     <w:p>
@@ -11962,7 +11962,7 @@
           <w:b w:val="0"/>
           <w:i w:val="0"/>
           <w:color w:val="000000"/>
-          <w:sz w:val="22"/>
+          <w:sz w:val="24"/>
         </w:rPr>
         <w:t>Because household size appears directly in the denominator of the PCHE welfare metric (PCHE = Expenditure / Household Size), larger households mathematically yield lower per-capita expenditure holding total spending constant. The observed statistical association between household size and poverty status must therefore be interpreted recognizing this arithmetic property alongside real dependency burdens.</w:t>
       </w:r>
@@ -11993,7 +11993,7 @@
           <w:b w:val="0"/>
           <w:i w:val="0"/>
           <w:color w:val="000000"/>
-          <w:sz w:val="22"/>
+          <w:sz w:val="24"/>
         </w:rPr>
         <w:t>In logistic regression, small event counts relative to the number of parameters risk overfitting and severe bias. With 13 poor events in the sample, standard epidemiological and econometric guidelines restrict multivariable estimation to 1–2 key predictors. A parsimonious model retaining Total Farm Size (physical asset) and Access to Credit (institutional liquidity) was specified and verified via Firth penalized likelihood estimation.</w:t>
       </w:r>
@@ -12024,7 +12024,7 @@
           <w:b w:val="0"/>
           <w:i w:val="0"/>
           <w:color w:val="000000"/>
-          <w:sz w:val="22"/>
+          <w:sz w:val="24"/>
         </w:rPr>
         <w:t>Because the survey utilized a cross-sectional observational design, all reported regression odds ratios and bivariate test statistics reflect empirical statistical associations rather than direct causal effects.</w:t>
       </w:r>
@@ -12402,6 +12402,11 @@
     <w:name w:val="Normal"/>
     <w:qFormat/>
     <w:rsid w:val="00FC693F"/>
+    <w:rPr>
+      <w:rFonts w:ascii="Times New Roman" w:hAnsi="Times New Roman"/>
+      <w:color w:val="000000"/>
+      <w:sz w:val="24"/>
+    </w:rPr>
   </w:style>
   <w:style w:type="paragraph" w:styleId="Header">
     <w:name w:val="header"/>
